--- a/ecoservizi/Supporto Presidia/02_Supporto/02_Template/14_ Schede prodotti chimici /quasar vetri .docx
+++ b/ecoservizi/Supporto Presidia/02_Supporto/02_Template/14_ Schede prodotti chimici /quasar vetri .docx
@@ -1,6 +1,6 @@
 
 <file path=word/document.xml><?xml version="1.0" encoding="utf-8"?>
-<w:document xmlns:wpc="http://schemas.microsoft.com/office/word/2010/wordprocessingCanvas" xmlns:cx="http://schemas.microsoft.com/office/drawing/2014/chartex" xmlns:cx1="http://schemas.microsoft.com/office/drawing/2015/9/8/chartex" xmlns:cx2="http://schemas.microsoft.com/office/drawing/2015/10/21/chartex" xmlns:cx3="http://schemas.microsoft.com/office/drawing/2016/5/9/chartex" xmlns:cx4="http://schemas.microsoft.com/office/drawing/2016/5/10/chartex" xmlns:cx5="http://schemas.microsoft.com/office/drawing/2016/5/11/chartex" xmlns:cx6="http://schemas.microsoft.com/office/drawing/2016/5/12/chartex" xmlns:cx7="http://schemas.microsoft.com/office/drawing/2016/5/13/chartex" xmlns:cx8="http://schemas.microsoft.com/office/drawing/2016/5/14/chartex" xmlns:mc="http://schemas.openxmlformats.org/markup-compatibility/2006" xmlns:aink="http://schemas.microsoft.com/office/drawing/2016/ink" xmlns:am3d="http://schemas.microsoft.com/office/drawing/2017/model3d" xmlns:o="urn:schemas-microsoft-com:office:office" xmlns:oel="http://schemas.microsoft.com/office/2019/extlst" xmlns:r="http://schemas.openxmlformats.org/officeDocument/2006/relationships" xmlns:m="http://schemas.openxmlformats.org/officeDocument/2006/math" xmlns:v="urn:schemas-microsoft-com:vml" xmlns:wp14="http://schemas.microsoft.com/office/word/2010/wordprocessingDrawing" xmlns:wp="http://schemas.openxmlformats.org/drawingml/2006/wordprocessingDrawing" xmlns:w10="urn:schemas-microsoft-com:office:word" xmlns:w="http://schemas.openxmlformats.org/wordprocessingml/2006/main" xmlns:w14="http://schemas.microsoft.com/office/word/2010/wordml" xmlns:w15="http://schemas.microsoft.com/office/word/2012/wordml" xmlns:w16cex="http://schemas.microsoft.com/office/word/2018/wordml/cex" xmlns:w16cid="http://schemas.microsoft.com/office/word/2016/wordml/cid" xmlns:w16="http://schemas.microsoft.com/office/word/2018/wordml" xmlns:w16sdtdh="http://schemas.microsoft.com/office/word/2020/wordml/sdtdatahash" xmlns:w16se="http://schemas.microsoft.com/office/word/2015/wordml/symex" xmlns:wpg="http://schemas.microsoft.com/office/word/2010/wordprocessingGroup" xmlns:wpi="http://schemas.microsoft.com/office/word/2010/wordprocessingInk" xmlns:wne="http://schemas.microsoft.com/office/word/2006/wordml" xmlns:wps="http://schemas.microsoft.com/office/word/2010/wordprocessingShape" mc:Ignorable="w14 w15 w16se w16cid w16 w16cex w16sdtdh wp14">
+<w:document xmlns:wpc="http://schemas.microsoft.com/office/word/2010/wordprocessingCanvas" xmlns:cx="http://schemas.microsoft.com/office/drawing/2014/chartex" xmlns:cx1="http://schemas.microsoft.com/office/drawing/2015/9/8/chartex" xmlns:cx2="http://schemas.microsoft.com/office/drawing/2015/10/21/chartex" xmlns:cx3="http://schemas.microsoft.com/office/drawing/2016/5/9/chartex" xmlns:cx4="http://schemas.microsoft.com/office/drawing/2016/5/10/chartex" xmlns:cx5="http://schemas.microsoft.com/office/drawing/2016/5/11/chartex" xmlns:cx6="http://schemas.microsoft.com/office/drawing/2016/5/12/chartex" xmlns:cx7="http://schemas.microsoft.com/office/drawing/2016/5/13/chartex" xmlns:cx8="http://schemas.microsoft.com/office/drawing/2016/5/14/chartex" xmlns:mc="http://schemas.openxmlformats.org/markup-compatibility/2006" xmlns:aink="http://schemas.microsoft.com/office/drawing/2016/ink" xmlns:am3d="http://schemas.microsoft.com/office/drawing/2017/model3d" xmlns:o="urn:schemas-microsoft-com:office:office" xmlns:oel="http://schemas.microsoft.com/office/2019/extlst" xmlns:r="http://schemas.openxmlformats.org/officeDocument/2006/relationships" xmlns:m="http://schemas.openxmlformats.org/officeDocument/2006/math" xmlns:v="urn:schemas-microsoft-com:vml" xmlns:wp14="http://schemas.microsoft.com/office/word/2010/wordprocessingDrawing" xmlns:wp="http://schemas.openxmlformats.org/drawingml/2006/wordprocessingDrawing" xmlns:w10="urn:schemas-microsoft-com:office:word" xmlns:w="http://schemas.openxmlformats.org/wordprocessingml/2006/main" xmlns:w14="http://schemas.microsoft.com/office/word/2010/wordml" xmlns:w15="http://schemas.microsoft.com/office/word/2012/wordml" xmlns:w16cex="http://schemas.microsoft.com/office/word/2018/wordml/cex" xmlns:w16cid="http://schemas.microsoft.com/office/word/2016/wordml/cid" xmlns:w16="http://schemas.microsoft.com/office/word/2018/wordml" xmlns:w16du="http://schemas.microsoft.com/office/word/2023/wordml/word16du" xmlns:w16sdtdh="http://schemas.microsoft.com/office/word/2020/wordml/sdtdatahash" xmlns:w16sdtfl="http://schemas.microsoft.com/office/word/2024/wordml/sdtformatlock" xmlns:w16se="http://schemas.microsoft.com/office/word/2015/wordml/symex" xmlns:wpg="http://schemas.microsoft.com/office/word/2010/wordprocessingGroup" xmlns:wpi="http://schemas.microsoft.com/office/word/2010/wordprocessingInk" xmlns:wne="http://schemas.microsoft.com/office/word/2006/wordml" xmlns:wps="http://schemas.microsoft.com/office/word/2010/wordprocessingShape" mc:Ignorable="w14 w15 w16se w16cid w16 w16cex w16sdtdh w16sdtfl w16du wp14">
   <w:body>
     <w:tbl>
       <w:tblPr>
@@ -58,11 +58,13 @@
             <w:pPr>
               <w:jc w:val="center"/>
               <w:rPr>
-                <w:b/>
-              </w:rPr>
-            </w:pPr>
-            <w:r>
-              <w:rPr>
+                <w:rFonts w:ascii="Aptos" w:hAnsi="Aptos"/>
+                <w:b/>
+              </w:rPr>
+            </w:pPr>
+            <w:r>
+              <w:rPr>
+                <w:rFonts w:ascii="Aptos" w:hAnsi="Aptos"/>
                 <w:b/>
               </w:rPr>
               <w:t>SCHEDA</w:t>
@@ -83,6 +85,7 @@
             <w:pPr>
               <w:jc w:val="center"/>
               <w:rPr>
+                <w:rFonts w:ascii="Aptos" w:hAnsi="Aptos"/>
                 <w:b/>
                 <w:sz w:val="28"/>
                 <w:szCs w:val="28"/>
@@ -104,12 +107,14 @@
             <w:pPr>
               <w:jc w:val="center"/>
               <w:rPr>
-                <w:sz w:val="20"/>
-                <w:szCs w:val="20"/>
-              </w:rPr>
-            </w:pPr>
-            <w:r>
-              <w:rPr>
+                <w:rFonts w:ascii="Aptos" w:hAnsi="Aptos"/>
+                <w:sz w:val="20"/>
+                <w:szCs w:val="20"/>
+              </w:rPr>
+            </w:pPr>
+            <w:r>
+              <w:rPr>
+                <w:rFonts w:ascii="Aptos" w:hAnsi="Aptos"/>
                 <w:sz w:val="20"/>
                 <w:szCs w:val="20"/>
               </w:rPr>
@@ -130,11 +135,13 @@
           <w:p>
             <w:pPr>
               <w:rPr>
-                <w:b/>
-              </w:rPr>
-            </w:pPr>
-            <w:r>
-              <w:rPr>
+                <w:rFonts w:ascii="Aptos" w:hAnsi="Aptos"/>
+                <w:b/>
+              </w:rPr>
+            </w:pPr>
+            <w:r>
+              <w:rPr>
+                <w:rFonts w:ascii="Aptos" w:hAnsi="Aptos"/>
                 <w:b/>
               </w:rPr>
               <w:t xml:space="preserve">Quasar vetri </w:t>
@@ -160,6 +167,7 @@
           <w:p>
             <w:pPr>
               <w:rPr>
+                <w:rFonts w:ascii="Aptos" w:hAnsi="Aptos"/>
                 <w:b/>
                 <w:sz w:val="10"/>
                 <w:szCs w:val="10"/>
@@ -186,11 +194,13 @@
           <w:p>
             <w:pPr>
               <w:rPr>
-                <w:b/>
-              </w:rPr>
-            </w:pPr>
-            <w:r>
-              <w:rPr>
+                <w:rFonts w:ascii="Aptos" w:hAnsi="Aptos"/>
+                <w:b/>
+              </w:rPr>
+            </w:pPr>
+            <w:r>
+              <w:rPr>
+                <w:rFonts w:ascii="Aptos" w:hAnsi="Aptos"/>
                 <w:b/>
               </w:rPr>
               <w:t>A</w:t>
@@ -211,11 +221,13 @@
           <w:p>
             <w:pPr>
               <w:rPr>
-                <w:b/>
-              </w:rPr>
-            </w:pPr>
-            <w:r>
-              <w:rPr>
+                <w:rFonts w:ascii="Aptos" w:hAnsi="Aptos"/>
+                <w:b/>
+              </w:rPr>
+            </w:pPr>
+            <w:r>
+              <w:rPr>
+                <w:rFonts w:ascii="Aptos" w:hAnsi="Aptos"/>
                 <w:b/>
               </w:rPr>
               <w:t>IDENTIFICAZIONE AGENTE</w:t>
@@ -241,6 +253,7 @@
           <w:p>
             <w:pPr>
               <w:rPr>
+                <w:rFonts w:ascii="Aptos" w:hAnsi="Aptos"/>
                 <w:b/>
                 <w:sz w:val="10"/>
                 <w:szCs w:val="10"/>
@@ -264,13 +277,15 @@
           <w:p>
             <w:pPr>
               <w:rPr>
-                <w:b/>
-                <w:sz w:val="20"/>
-                <w:szCs w:val="20"/>
-              </w:rPr>
-            </w:pPr>
-            <w:r>
-              <w:rPr>
+                <w:rFonts w:ascii="Aptos" w:hAnsi="Aptos"/>
+                <w:b/>
+                <w:sz w:val="20"/>
+                <w:szCs w:val="20"/>
+              </w:rPr>
+            </w:pPr>
+            <w:r>
+              <w:rPr>
+                <w:rFonts w:ascii="Aptos" w:hAnsi="Aptos"/>
                 <w:b/>
                 <w:sz w:val="20"/>
                 <w:szCs w:val="20"/>
@@ -290,13 +305,15 @@
           <w:p>
             <w:pPr>
               <w:rPr>
-                <w:b/>
-                <w:sz w:val="20"/>
-                <w:szCs w:val="20"/>
-              </w:rPr>
-            </w:pPr>
-            <w:r>
-              <w:rPr>
+                <w:rFonts w:ascii="Aptos" w:hAnsi="Aptos"/>
+                <w:b/>
+                <w:sz w:val="20"/>
+                <w:szCs w:val="20"/>
+              </w:rPr>
+            </w:pPr>
+            <w:r>
+              <w:rPr>
+                <w:rFonts w:ascii="Aptos" w:hAnsi="Aptos"/>
                 <w:b/>
                 <w:sz w:val="20"/>
                 <w:szCs w:val="20"/>
@@ -316,13 +333,15 @@
           <w:p>
             <w:pPr>
               <w:rPr>
-                <w:b/>
-                <w:sz w:val="20"/>
-                <w:szCs w:val="20"/>
-              </w:rPr>
-            </w:pPr>
-            <w:r>
-              <w:rPr>
+                <w:rFonts w:ascii="Aptos" w:hAnsi="Aptos"/>
+                <w:b/>
+                <w:sz w:val="20"/>
+                <w:szCs w:val="20"/>
+              </w:rPr>
+            </w:pPr>
+            <w:r>
+              <w:rPr>
+                <w:rFonts w:ascii="Aptos" w:hAnsi="Aptos"/>
                 <w:b/>
                 <w:sz w:val="20"/>
                 <w:szCs w:val="20"/>
@@ -344,17 +363,18 @@
               <w:bottom w:val="nil"/>
               <w:right w:val="nil"/>
             </w:tcBorders>
-            <w:shd w:val="clear" w:color="auto" w:fill="auto"/>
-          </w:tcPr>
-          <w:p>
-            <w:pPr>
-              <w:rPr>
+          </w:tcPr>
+          <w:p>
+            <w:pPr>
+              <w:rPr>
+                <w:rFonts w:ascii="Aptos" w:hAnsi="Aptos"/>
                 <w:sz w:val="18"/>
                 <w:szCs w:val="18"/>
               </w:rPr>
             </w:pPr>
             <w:r>
               <w:rPr>
+                <w:rFonts w:ascii="Aptos" w:hAnsi="Aptos"/>
                 <w:sz w:val="18"/>
                 <w:szCs w:val="18"/>
               </w:rPr>
@@ -372,6 +392,7 @@
             </w:r>
             <w:r>
               <w:rPr>
+                <w:rFonts w:ascii="Aptos" w:hAnsi="Aptos"/>
                 <w:sz w:val="18"/>
                 <w:szCs w:val="18"/>
               </w:rPr>
@@ -379,12 +400,14 @@
             </w:r>
             <w:r>
               <w:rPr>
+                <w:rFonts w:ascii="Aptos" w:hAnsi="Aptos"/>
                 <w:sz w:val="18"/>
                 <w:szCs w:val="18"/>
               </w:rPr>
             </w:r>
             <w:r>
               <w:rPr>
+                <w:rFonts w:ascii="Aptos" w:hAnsi="Aptos"/>
                 <w:sz w:val="18"/>
                 <w:szCs w:val="18"/>
               </w:rPr>
@@ -392,6 +415,7 @@
             </w:r>
             <w:r>
               <w:rPr>
+                <w:rFonts w:ascii="Aptos" w:hAnsi="Aptos"/>
                 <w:sz w:val="18"/>
                 <w:szCs w:val="18"/>
               </w:rPr>
@@ -407,17 +431,18 @@
               <w:left w:val="nil"/>
               <w:bottom w:val="nil"/>
             </w:tcBorders>
-            <w:shd w:val="clear" w:color="auto" w:fill="auto"/>
-          </w:tcPr>
-          <w:p>
-            <w:pPr>
-              <w:rPr>
-                <w:sz w:val="20"/>
-                <w:szCs w:val="20"/>
-              </w:rPr>
-            </w:pPr>
-            <w:r>
-              <w:rPr>
+          </w:tcPr>
+          <w:p>
+            <w:pPr>
+              <w:rPr>
+                <w:rFonts w:ascii="Aptos" w:hAnsi="Aptos"/>
+                <w:sz w:val="20"/>
+                <w:szCs w:val="20"/>
+              </w:rPr>
+            </w:pPr>
+            <w:r>
+              <w:rPr>
+                <w:rFonts w:ascii="Aptos" w:hAnsi="Aptos"/>
                 <w:sz w:val="20"/>
                 <w:szCs w:val="20"/>
               </w:rPr>
@@ -433,17 +458,18 @@
               <w:bottom w:val="nil"/>
               <w:right w:val="nil"/>
             </w:tcBorders>
-            <w:shd w:val="clear" w:color="auto" w:fill="auto"/>
-          </w:tcPr>
-          <w:p>
-            <w:pPr>
-              <w:rPr>
+          </w:tcPr>
+          <w:p>
+            <w:pPr>
+              <w:rPr>
+                <w:rFonts w:ascii="Aptos" w:hAnsi="Aptos"/>
                 <w:sz w:val="18"/>
                 <w:szCs w:val="18"/>
               </w:rPr>
             </w:pPr>
             <w:r>
               <w:rPr>
+                <w:rFonts w:ascii="Aptos" w:hAnsi="Aptos"/>
                 <w:sz w:val="18"/>
                 <w:szCs w:val="18"/>
               </w:rPr>
@@ -462,6 +488,7 @@
             <w:bookmarkStart w:id="0" w:name="Controllo3"/>
             <w:r>
               <w:rPr>
+                <w:rFonts w:ascii="Aptos" w:hAnsi="Aptos"/>
                 <w:sz w:val="18"/>
                 <w:szCs w:val="18"/>
               </w:rPr>
@@ -469,12 +496,22 @@
             </w:r>
             <w:r>
               <w:rPr>
+                <w:rFonts w:ascii="Aptos" w:hAnsi="Aptos"/>
                 <w:sz w:val="18"/>
                 <w:szCs w:val="18"/>
               </w:rPr>
             </w:r>
             <w:r>
               <w:rPr>
+                <w:rFonts w:ascii="Aptos" w:hAnsi="Aptos"/>
+                <w:sz w:val="18"/>
+                <w:szCs w:val="18"/>
+              </w:rPr>
+              <w:fldChar w:fldCharType="separate"/>
+            </w:r>
+            <w:r>
+              <w:rPr>
+                <w:rFonts w:ascii="Aptos" w:hAnsi="Aptos"/>
                 <w:sz w:val="18"/>
                 <w:szCs w:val="18"/>
               </w:rPr>
@@ -491,17 +528,18 @@
               <w:left w:val="nil"/>
               <w:bottom w:val="nil"/>
             </w:tcBorders>
-            <w:shd w:val="clear" w:color="auto" w:fill="auto"/>
-          </w:tcPr>
-          <w:p>
-            <w:pPr>
-              <w:rPr>
-                <w:sz w:val="20"/>
-                <w:szCs w:val="20"/>
-              </w:rPr>
-            </w:pPr>
-            <w:r>
-              <w:rPr>
+          </w:tcPr>
+          <w:p>
+            <w:pPr>
+              <w:rPr>
+                <w:rFonts w:ascii="Aptos" w:hAnsi="Aptos"/>
+                <w:sz w:val="20"/>
+                <w:szCs w:val="20"/>
+              </w:rPr>
+            </w:pPr>
+            <w:r>
+              <w:rPr>
+                <w:rFonts w:ascii="Aptos" w:hAnsi="Aptos"/>
                 <w:sz w:val="20"/>
                 <w:szCs w:val="20"/>
               </w:rPr>
@@ -516,17 +554,18 @@
               <w:bottom w:val="nil"/>
               <w:right w:val="nil"/>
             </w:tcBorders>
-            <w:shd w:val="clear" w:color="auto" w:fill="auto"/>
-          </w:tcPr>
-          <w:p>
-            <w:pPr>
-              <w:rPr>
+          </w:tcPr>
+          <w:p>
+            <w:pPr>
+              <w:rPr>
+                <w:rFonts w:ascii="Aptos" w:hAnsi="Aptos"/>
                 <w:sz w:val="18"/>
                 <w:szCs w:val="18"/>
               </w:rPr>
             </w:pPr>
             <w:r>
               <w:rPr>
+                <w:rFonts w:ascii="Aptos" w:hAnsi="Aptos"/>
                 <w:sz w:val="18"/>
                 <w:szCs w:val="18"/>
               </w:rPr>
@@ -544,6 +583,7 @@
             </w:r>
             <w:r>
               <w:rPr>
+                <w:rFonts w:ascii="Aptos" w:hAnsi="Aptos"/>
                 <w:sz w:val="18"/>
                 <w:szCs w:val="18"/>
               </w:rPr>
@@ -551,12 +591,14 @@
             </w:r>
             <w:r>
               <w:rPr>
+                <w:rFonts w:ascii="Aptos" w:hAnsi="Aptos"/>
                 <w:sz w:val="18"/>
                 <w:szCs w:val="18"/>
               </w:rPr>
             </w:r>
             <w:r>
               <w:rPr>
+                <w:rFonts w:ascii="Aptos" w:hAnsi="Aptos"/>
                 <w:sz w:val="18"/>
                 <w:szCs w:val="18"/>
               </w:rPr>
@@ -564,6 +606,7 @@
             </w:r>
             <w:r>
               <w:rPr>
+                <w:rFonts w:ascii="Aptos" w:hAnsi="Aptos"/>
                 <w:sz w:val="18"/>
                 <w:szCs w:val="18"/>
               </w:rPr>
@@ -579,17 +622,18 @@
               <w:left w:val="nil"/>
               <w:bottom w:val="nil"/>
             </w:tcBorders>
-            <w:shd w:val="clear" w:color="auto" w:fill="auto"/>
-          </w:tcPr>
-          <w:p>
-            <w:pPr>
-              <w:rPr>
-                <w:sz w:val="20"/>
-                <w:szCs w:val="20"/>
-              </w:rPr>
-            </w:pPr>
-            <w:r>
-              <w:rPr>
+          </w:tcPr>
+          <w:p>
+            <w:pPr>
+              <w:rPr>
+                <w:rFonts w:ascii="Aptos" w:hAnsi="Aptos"/>
+                <w:sz w:val="20"/>
+                <w:szCs w:val="20"/>
+              </w:rPr>
+            </w:pPr>
+            <w:r>
+              <w:rPr>
+                <w:rFonts w:ascii="Aptos" w:hAnsi="Aptos"/>
                 <w:sz w:val="20"/>
                 <w:szCs w:val="20"/>
               </w:rPr>
@@ -614,17 +658,18 @@
               <w:bottom w:val="nil"/>
               <w:right w:val="nil"/>
             </w:tcBorders>
-            <w:shd w:val="clear" w:color="auto" w:fill="auto"/>
-          </w:tcPr>
-          <w:p>
-            <w:pPr>
-              <w:rPr>
-                <w:sz w:val="20"/>
-                <w:szCs w:val="20"/>
-              </w:rPr>
-            </w:pPr>
-            <w:r>
-              <w:rPr>
+          </w:tcPr>
+          <w:p>
+            <w:pPr>
+              <w:rPr>
+                <w:rFonts w:ascii="Aptos" w:hAnsi="Aptos"/>
+                <w:sz w:val="20"/>
+                <w:szCs w:val="20"/>
+              </w:rPr>
+            </w:pPr>
+            <w:r>
+              <w:rPr>
+                <w:rFonts w:ascii="Aptos" w:hAnsi="Aptos"/>
                 <w:sz w:val="18"/>
                 <w:szCs w:val="18"/>
               </w:rPr>
@@ -643,6 +688,7 @@
             </w:r>
             <w:r>
               <w:rPr>
+                <w:rFonts w:ascii="Aptos" w:hAnsi="Aptos"/>
                 <w:sz w:val="18"/>
                 <w:szCs w:val="18"/>
               </w:rPr>
@@ -650,12 +696,14 @@
             </w:r>
             <w:r>
               <w:rPr>
+                <w:rFonts w:ascii="Aptos" w:hAnsi="Aptos"/>
                 <w:sz w:val="18"/>
                 <w:szCs w:val="18"/>
               </w:rPr>
             </w:r>
             <w:r>
               <w:rPr>
+                <w:rFonts w:ascii="Aptos" w:hAnsi="Aptos"/>
                 <w:sz w:val="18"/>
                 <w:szCs w:val="18"/>
               </w:rPr>
@@ -663,6 +711,7 @@
             </w:r>
             <w:r>
               <w:rPr>
+                <w:rFonts w:ascii="Aptos" w:hAnsi="Aptos"/>
                 <w:sz w:val="18"/>
                 <w:szCs w:val="18"/>
               </w:rPr>
@@ -679,17 +728,18 @@
               <w:left w:val="nil"/>
               <w:bottom w:val="nil"/>
             </w:tcBorders>
-            <w:shd w:val="clear" w:color="auto" w:fill="auto"/>
-          </w:tcPr>
-          <w:p>
-            <w:pPr>
-              <w:rPr>
-                <w:sz w:val="20"/>
-                <w:szCs w:val="20"/>
-              </w:rPr>
-            </w:pPr>
-            <w:r>
-              <w:rPr>
+          </w:tcPr>
+          <w:p>
+            <w:pPr>
+              <w:rPr>
+                <w:rFonts w:ascii="Aptos" w:hAnsi="Aptos"/>
+                <w:sz w:val="20"/>
+                <w:szCs w:val="20"/>
+              </w:rPr>
+            </w:pPr>
+            <w:r>
+              <w:rPr>
+                <w:rFonts w:ascii="Aptos" w:hAnsi="Aptos"/>
                 <w:sz w:val="20"/>
                 <w:szCs w:val="20"/>
               </w:rPr>
@@ -706,17 +756,18 @@
               <w:bottom w:val="nil"/>
               <w:right w:val="nil"/>
             </w:tcBorders>
-            <w:shd w:val="clear" w:color="auto" w:fill="auto"/>
-          </w:tcPr>
-          <w:p>
-            <w:pPr>
-              <w:rPr>
-                <w:sz w:val="20"/>
-                <w:szCs w:val="20"/>
-              </w:rPr>
-            </w:pPr>
-            <w:r>
-              <w:rPr>
+          </w:tcPr>
+          <w:p>
+            <w:pPr>
+              <w:rPr>
+                <w:rFonts w:ascii="Aptos" w:hAnsi="Aptos"/>
+                <w:sz w:val="20"/>
+                <w:szCs w:val="20"/>
+              </w:rPr>
+            </w:pPr>
+            <w:r>
+              <w:rPr>
+                <w:rFonts w:ascii="Aptos" w:hAnsi="Aptos"/>
                 <w:sz w:val="18"/>
                 <w:szCs w:val="18"/>
               </w:rPr>
@@ -734,6 +785,7 @@
             </w:r>
             <w:r>
               <w:rPr>
+                <w:rFonts w:ascii="Aptos" w:hAnsi="Aptos"/>
                 <w:sz w:val="18"/>
                 <w:szCs w:val="18"/>
               </w:rPr>
@@ -741,12 +793,22 @@
             </w:r>
             <w:r>
               <w:rPr>
+                <w:rFonts w:ascii="Aptos" w:hAnsi="Aptos"/>
                 <w:sz w:val="18"/>
                 <w:szCs w:val="18"/>
               </w:rPr>
             </w:r>
             <w:r>
               <w:rPr>
+                <w:rFonts w:ascii="Aptos" w:hAnsi="Aptos"/>
+                <w:sz w:val="18"/>
+                <w:szCs w:val="18"/>
+              </w:rPr>
+              <w:fldChar w:fldCharType="separate"/>
+            </w:r>
+            <w:r>
+              <w:rPr>
+                <w:rFonts w:ascii="Aptos" w:hAnsi="Aptos"/>
                 <w:sz w:val="18"/>
                 <w:szCs w:val="18"/>
               </w:rPr>
@@ -763,17 +825,18 @@
               <w:left w:val="nil"/>
               <w:bottom w:val="nil"/>
             </w:tcBorders>
-            <w:shd w:val="clear" w:color="auto" w:fill="auto"/>
-          </w:tcPr>
-          <w:p>
-            <w:pPr>
-              <w:rPr>
-                <w:sz w:val="20"/>
-                <w:szCs w:val="20"/>
-              </w:rPr>
-            </w:pPr>
-            <w:r>
-              <w:rPr>
+          </w:tcPr>
+          <w:p>
+            <w:pPr>
+              <w:rPr>
+                <w:rFonts w:ascii="Aptos" w:hAnsi="Aptos"/>
+                <w:sz w:val="20"/>
+                <w:szCs w:val="20"/>
+              </w:rPr>
+            </w:pPr>
+            <w:r>
+              <w:rPr>
+                <w:rFonts w:ascii="Aptos" w:hAnsi="Aptos"/>
                 <w:sz w:val="20"/>
                 <w:szCs w:val="20"/>
               </w:rPr>
@@ -789,17 +852,18 @@
               <w:bottom w:val="nil"/>
               <w:right w:val="nil"/>
             </w:tcBorders>
-            <w:shd w:val="clear" w:color="auto" w:fill="auto"/>
-          </w:tcPr>
-          <w:p>
-            <w:pPr>
-              <w:rPr>
-                <w:sz w:val="20"/>
-                <w:szCs w:val="20"/>
-              </w:rPr>
-            </w:pPr>
-            <w:r>
-              <w:rPr>
+          </w:tcPr>
+          <w:p>
+            <w:pPr>
+              <w:rPr>
+                <w:rFonts w:ascii="Aptos" w:hAnsi="Aptos"/>
+                <w:sz w:val="20"/>
+                <w:szCs w:val="20"/>
+              </w:rPr>
+            </w:pPr>
+            <w:r>
+              <w:rPr>
+                <w:rFonts w:ascii="Aptos" w:hAnsi="Aptos"/>
                 <w:sz w:val="18"/>
                 <w:szCs w:val="18"/>
               </w:rPr>
@@ -817,6 +881,7 @@
             </w:r>
             <w:r>
               <w:rPr>
+                <w:rFonts w:ascii="Aptos" w:hAnsi="Aptos"/>
                 <w:sz w:val="18"/>
                 <w:szCs w:val="18"/>
               </w:rPr>
@@ -824,12 +889,14 @@
             </w:r>
             <w:r>
               <w:rPr>
+                <w:rFonts w:ascii="Aptos" w:hAnsi="Aptos"/>
                 <w:sz w:val="18"/>
                 <w:szCs w:val="18"/>
               </w:rPr>
             </w:r>
             <w:r>
               <w:rPr>
+                <w:rFonts w:ascii="Aptos" w:hAnsi="Aptos"/>
                 <w:sz w:val="18"/>
                 <w:szCs w:val="18"/>
               </w:rPr>
@@ -837,6 +904,7 @@
             </w:r>
             <w:r>
               <w:rPr>
+                <w:rFonts w:ascii="Aptos" w:hAnsi="Aptos"/>
                 <w:sz w:val="18"/>
                 <w:szCs w:val="18"/>
               </w:rPr>
@@ -853,17 +921,18 @@
               <w:left w:val="nil"/>
               <w:bottom w:val="nil"/>
             </w:tcBorders>
-            <w:shd w:val="clear" w:color="auto" w:fill="auto"/>
-          </w:tcPr>
-          <w:p>
-            <w:pPr>
-              <w:rPr>
-                <w:sz w:val="20"/>
-                <w:szCs w:val="20"/>
-              </w:rPr>
-            </w:pPr>
-            <w:r>
-              <w:rPr>
+          </w:tcPr>
+          <w:p>
+            <w:pPr>
+              <w:rPr>
+                <w:rFonts w:ascii="Aptos" w:hAnsi="Aptos"/>
+                <w:sz w:val="20"/>
+                <w:szCs w:val="20"/>
+              </w:rPr>
+            </w:pPr>
+            <w:r>
+              <w:rPr>
+                <w:rFonts w:ascii="Aptos" w:hAnsi="Aptos"/>
                 <w:sz w:val="20"/>
                 <w:szCs w:val="20"/>
               </w:rPr>
@@ -871,6 +940,7 @@
             </w:r>
             <w:r>
               <w:rPr>
+                <w:rFonts w:ascii="Aptos" w:hAnsi="Aptos"/>
                 <w:sz w:val="20"/>
                 <w:szCs w:val="20"/>
               </w:rPr>
@@ -885,6 +955,7 @@
             </w:r>
             <w:r>
               <w:rPr>
+                <w:rFonts w:ascii="Aptos" w:hAnsi="Aptos"/>
                 <w:sz w:val="20"/>
                 <w:szCs w:val="20"/>
               </w:rPr>
@@ -892,12 +963,14 @@
             </w:r>
             <w:r>
               <w:rPr>
-                <w:sz w:val="20"/>
-                <w:szCs w:val="20"/>
-              </w:rPr>
-            </w:r>
-            <w:r>
-              <w:rPr>
+                <w:rFonts w:ascii="Aptos" w:hAnsi="Aptos"/>
+                <w:sz w:val="20"/>
+                <w:szCs w:val="20"/>
+              </w:rPr>
+            </w:r>
+            <w:r>
+              <w:rPr>
+                <w:rFonts w:ascii="Aptos" w:hAnsi="Aptos"/>
                 <w:sz w:val="20"/>
                 <w:szCs w:val="20"/>
               </w:rPr>
@@ -905,6 +978,7 @@
             </w:r>
             <w:r>
               <w:rPr>
+                <w:rFonts w:ascii="Aptos" w:hAnsi="Aptos"/>
                 <w:noProof/>
                 <w:sz w:val="20"/>
                 <w:szCs w:val="20"/>
@@ -913,6 +987,7 @@
             </w:r>
             <w:r>
               <w:rPr>
+                <w:rFonts w:ascii="Aptos" w:hAnsi="Aptos"/>
                 <w:noProof/>
                 <w:sz w:val="20"/>
                 <w:szCs w:val="20"/>
@@ -921,6 +996,7 @@
             </w:r>
             <w:r>
               <w:rPr>
+                <w:rFonts w:ascii="Aptos" w:hAnsi="Aptos"/>
                 <w:noProof/>
                 <w:sz w:val="20"/>
                 <w:szCs w:val="20"/>
@@ -929,6 +1005,7 @@
             </w:r>
             <w:r>
               <w:rPr>
+                <w:rFonts w:ascii="Aptos" w:hAnsi="Aptos"/>
                 <w:noProof/>
                 <w:sz w:val="20"/>
                 <w:szCs w:val="20"/>
@@ -937,6 +1014,7 @@
             </w:r>
             <w:r>
               <w:rPr>
+                <w:rFonts w:ascii="Aptos" w:hAnsi="Aptos"/>
                 <w:noProof/>
                 <w:sz w:val="20"/>
                 <w:szCs w:val="20"/>
@@ -945,6 +1023,7 @@
             </w:r>
             <w:r>
               <w:rPr>
+                <w:rFonts w:ascii="Aptos" w:hAnsi="Aptos"/>
                 <w:sz w:val="20"/>
                 <w:szCs w:val="20"/>
               </w:rPr>
@@ -965,17 +1044,18 @@
               <w:top w:val="nil"/>
               <w:right w:val="nil"/>
             </w:tcBorders>
-            <w:shd w:val="clear" w:color="auto" w:fill="auto"/>
-          </w:tcPr>
-          <w:p>
-            <w:pPr>
-              <w:rPr>
-                <w:sz w:val="20"/>
-                <w:szCs w:val="20"/>
-              </w:rPr>
-            </w:pPr>
-            <w:r>
-              <w:rPr>
+          </w:tcPr>
+          <w:p>
+            <w:pPr>
+              <w:rPr>
+                <w:rFonts w:ascii="Aptos" w:hAnsi="Aptos"/>
+                <w:sz w:val="20"/>
+                <w:szCs w:val="20"/>
+              </w:rPr>
+            </w:pPr>
+            <w:r>
+              <w:rPr>
+                <w:rFonts w:ascii="Aptos" w:hAnsi="Aptos"/>
                 <w:sz w:val="18"/>
                 <w:szCs w:val="18"/>
               </w:rPr>
@@ -993,6 +1073,7 @@
             </w:r>
             <w:r>
               <w:rPr>
+                <w:rFonts w:ascii="Aptos" w:hAnsi="Aptos"/>
                 <w:sz w:val="18"/>
                 <w:szCs w:val="18"/>
               </w:rPr>
@@ -1000,12 +1081,22 @@
             </w:r>
             <w:r>
               <w:rPr>
+                <w:rFonts w:ascii="Aptos" w:hAnsi="Aptos"/>
                 <w:sz w:val="18"/>
                 <w:szCs w:val="18"/>
               </w:rPr>
             </w:r>
             <w:r>
               <w:rPr>
+                <w:rFonts w:ascii="Aptos" w:hAnsi="Aptos"/>
+                <w:sz w:val="18"/>
+                <w:szCs w:val="18"/>
+              </w:rPr>
+              <w:fldChar w:fldCharType="separate"/>
+            </w:r>
+            <w:r>
+              <w:rPr>
+                <w:rFonts w:ascii="Aptos" w:hAnsi="Aptos"/>
                 <w:sz w:val="18"/>
                 <w:szCs w:val="18"/>
               </w:rPr>
@@ -1021,17 +1112,18 @@
               <w:top w:val="nil"/>
               <w:left w:val="nil"/>
             </w:tcBorders>
-            <w:shd w:val="clear" w:color="auto" w:fill="auto"/>
-          </w:tcPr>
-          <w:p>
-            <w:pPr>
-              <w:rPr>
-                <w:sz w:val="20"/>
-                <w:szCs w:val="20"/>
-              </w:rPr>
-            </w:pPr>
-            <w:r>
-              <w:rPr>
+          </w:tcPr>
+          <w:p>
+            <w:pPr>
+              <w:rPr>
+                <w:rFonts w:ascii="Aptos" w:hAnsi="Aptos"/>
+                <w:sz w:val="20"/>
+                <w:szCs w:val="20"/>
+              </w:rPr>
+            </w:pPr>
+            <w:r>
+              <w:rPr>
+                <w:rFonts w:ascii="Aptos" w:hAnsi="Aptos"/>
                 <w:sz w:val="20"/>
                 <w:szCs w:val="20"/>
               </w:rPr>
@@ -1047,17 +1139,18 @@
               <w:top w:val="nil"/>
               <w:right w:val="nil"/>
             </w:tcBorders>
-            <w:shd w:val="clear" w:color="auto" w:fill="auto"/>
-          </w:tcPr>
-          <w:p>
-            <w:pPr>
-              <w:rPr>
-                <w:sz w:val="20"/>
-                <w:szCs w:val="20"/>
-              </w:rPr>
-            </w:pPr>
-            <w:r>
-              <w:rPr>
+          </w:tcPr>
+          <w:p>
+            <w:pPr>
+              <w:rPr>
+                <w:rFonts w:ascii="Aptos" w:hAnsi="Aptos"/>
+                <w:sz w:val="20"/>
+                <w:szCs w:val="20"/>
+              </w:rPr>
+            </w:pPr>
+            <w:r>
+              <w:rPr>
+                <w:rFonts w:ascii="Aptos" w:hAnsi="Aptos"/>
                 <w:sz w:val="18"/>
                 <w:szCs w:val="18"/>
               </w:rPr>
@@ -1075,6 +1168,7 @@
             </w:r>
             <w:r>
               <w:rPr>
+                <w:rFonts w:ascii="Aptos" w:hAnsi="Aptos"/>
                 <w:sz w:val="18"/>
                 <w:szCs w:val="18"/>
               </w:rPr>
@@ -1082,12 +1176,14 @@
             </w:r>
             <w:r>
               <w:rPr>
+                <w:rFonts w:ascii="Aptos" w:hAnsi="Aptos"/>
                 <w:sz w:val="18"/>
                 <w:szCs w:val="18"/>
               </w:rPr>
             </w:r>
             <w:r>
               <w:rPr>
+                <w:rFonts w:ascii="Aptos" w:hAnsi="Aptos"/>
                 <w:sz w:val="18"/>
                 <w:szCs w:val="18"/>
               </w:rPr>
@@ -1095,6 +1191,7 @@
             </w:r>
             <w:r>
               <w:rPr>
+                <w:rFonts w:ascii="Aptos" w:hAnsi="Aptos"/>
                 <w:sz w:val="18"/>
                 <w:szCs w:val="18"/>
               </w:rPr>
@@ -1110,17 +1207,18 @@
               <w:top w:val="nil"/>
               <w:left w:val="nil"/>
             </w:tcBorders>
-            <w:shd w:val="clear" w:color="auto" w:fill="auto"/>
-          </w:tcPr>
-          <w:p>
-            <w:pPr>
-              <w:rPr>
-                <w:sz w:val="20"/>
-                <w:szCs w:val="20"/>
-              </w:rPr>
-            </w:pPr>
-            <w:r>
-              <w:rPr>
+          </w:tcPr>
+          <w:p>
+            <w:pPr>
+              <w:rPr>
+                <w:rFonts w:ascii="Aptos" w:hAnsi="Aptos"/>
+                <w:sz w:val="20"/>
+                <w:szCs w:val="20"/>
+              </w:rPr>
+            </w:pPr>
+            <w:r>
+              <w:rPr>
+                <w:rFonts w:ascii="Aptos" w:hAnsi="Aptos"/>
                 <w:sz w:val="20"/>
                 <w:szCs w:val="20"/>
               </w:rPr>
@@ -1135,17 +1233,18 @@
               <w:top w:val="nil"/>
               <w:right w:val="nil"/>
             </w:tcBorders>
-            <w:shd w:val="clear" w:color="auto" w:fill="auto"/>
-          </w:tcPr>
-          <w:p>
-            <w:pPr>
-              <w:rPr>
-                <w:sz w:val="20"/>
-                <w:szCs w:val="20"/>
-              </w:rPr>
-            </w:pPr>
-            <w:r>
-              <w:rPr>
+          </w:tcPr>
+          <w:p>
+            <w:pPr>
+              <w:rPr>
+                <w:rFonts w:ascii="Aptos" w:hAnsi="Aptos"/>
+                <w:sz w:val="20"/>
+                <w:szCs w:val="20"/>
+              </w:rPr>
+            </w:pPr>
+            <w:r>
+              <w:rPr>
+                <w:rFonts w:ascii="Aptos" w:hAnsi="Aptos"/>
                 <w:sz w:val="18"/>
                 <w:szCs w:val="18"/>
               </w:rPr>
@@ -1163,6 +1262,7 @@
             </w:r>
             <w:r>
               <w:rPr>
+                <w:rFonts w:ascii="Aptos" w:hAnsi="Aptos"/>
                 <w:sz w:val="18"/>
                 <w:szCs w:val="18"/>
               </w:rPr>
@@ -1170,12 +1270,14 @@
             </w:r>
             <w:r>
               <w:rPr>
+                <w:rFonts w:ascii="Aptos" w:hAnsi="Aptos"/>
                 <w:sz w:val="18"/>
                 <w:szCs w:val="18"/>
               </w:rPr>
             </w:r>
             <w:r>
               <w:rPr>
+                <w:rFonts w:ascii="Aptos" w:hAnsi="Aptos"/>
                 <w:sz w:val="18"/>
                 <w:szCs w:val="18"/>
               </w:rPr>
@@ -1183,6 +1285,7 @@
             </w:r>
             <w:r>
               <w:rPr>
+                <w:rFonts w:ascii="Aptos" w:hAnsi="Aptos"/>
                 <w:sz w:val="18"/>
                 <w:szCs w:val="18"/>
               </w:rPr>
@@ -1198,17 +1301,18 @@
               <w:top w:val="nil"/>
               <w:left w:val="nil"/>
             </w:tcBorders>
-            <w:shd w:val="clear" w:color="auto" w:fill="auto"/>
-          </w:tcPr>
-          <w:p>
-            <w:pPr>
-              <w:rPr>
-                <w:sz w:val="20"/>
-                <w:szCs w:val="20"/>
-              </w:rPr>
-            </w:pPr>
-            <w:r>
-              <w:rPr>
+          </w:tcPr>
+          <w:p>
+            <w:pPr>
+              <w:rPr>
+                <w:rFonts w:ascii="Aptos" w:hAnsi="Aptos"/>
+                <w:sz w:val="20"/>
+                <w:szCs w:val="20"/>
+              </w:rPr>
+            </w:pPr>
+            <w:r>
+              <w:rPr>
+                <w:rFonts w:ascii="Aptos" w:hAnsi="Aptos"/>
                 <w:sz w:val="20"/>
                 <w:szCs w:val="20"/>
               </w:rPr>
@@ -1228,11 +1332,11 @@
           <w:tcPr>
             <w:tcW w:w="9628" w:type="dxa"/>
             <w:gridSpan w:val="22"/>
-            <w:shd w:val="clear" w:color="auto" w:fill="auto"/>
-          </w:tcPr>
-          <w:p>
-            <w:pPr>
-              <w:rPr>
+          </w:tcPr>
+          <w:p>
+            <w:pPr>
+              <w:rPr>
+                <w:rFonts w:ascii="Aptos" w:hAnsi="Aptos"/>
                 <w:sz w:val="10"/>
                 <w:szCs w:val="10"/>
               </w:rPr>
@@ -1256,13 +1360,15 @@
           <w:p>
             <w:pPr>
               <w:rPr>
-                <w:b/>
-                <w:sz w:val="20"/>
-                <w:szCs w:val="20"/>
-              </w:rPr>
-            </w:pPr>
-            <w:r>
-              <w:rPr>
+                <w:rFonts w:ascii="Aptos" w:hAnsi="Aptos"/>
+                <w:b/>
+                <w:sz w:val="20"/>
+                <w:szCs w:val="20"/>
+              </w:rPr>
+            </w:pPr>
+            <w:r>
+              <w:rPr>
+                <w:rFonts w:ascii="Aptos" w:hAnsi="Aptos"/>
                 <w:b/>
                 <w:sz w:val="20"/>
                 <w:szCs w:val="20"/>
@@ -1280,19 +1386,12 @@
           <w:p>
             <w:pPr>
               <w:rPr>
-                <w:b/>
-                <w:sz w:val="20"/>
-                <w:szCs w:val="20"/>
-              </w:rPr>
-            </w:pPr>
-            <w:r>
-              <w:rPr>
-                <w:b/>
-                <w:sz w:val="20"/>
-                <w:szCs w:val="20"/>
-              </w:rPr>
-              <w:t>TLV – IBE</w:t>
-            </w:r>
+                <w:rFonts w:ascii="Aptos" w:hAnsi="Aptos"/>
+                <w:b/>
+                <w:sz w:val="20"/>
+                <w:szCs w:val="20"/>
+              </w:rPr>
+            </w:pPr>
           </w:p>
         </w:tc>
       </w:tr>
@@ -1312,68 +1411,18 @@
           <w:p>
             <w:pPr>
               <w:rPr>
-                <w:sz w:val="16"/>
-                <w:szCs w:val="16"/>
-              </w:rPr>
-            </w:pPr>
-            <w:r>
-              <w:rPr>
-                <w:sz w:val="16"/>
-                <w:szCs w:val="16"/>
-              </w:rPr>
-              <w:fldChar w:fldCharType="begin">
-                <w:ffData>
-                  <w:name w:val="Controllo1"/>
-                  <w:enabled/>
-                  <w:calcOnExit w:val="0"/>
-                  <w:checkBox>
-                    <w:sizeAuto/>
-                    <w:default w:val="0"/>
-                    <w:checked/>
-                  </w:checkBox>
-                </w:ffData>
-              </w:fldChar>
-            </w:r>
-            <w:r>
-              <w:rPr>
-                <w:sz w:val="16"/>
-                <w:szCs w:val="16"/>
-              </w:rPr>
-              <w:instrText xml:space="preserve"> FORMCHECKBOX </w:instrText>
-            </w:r>
-            <w:r>
-              <w:rPr>
-                <w:sz w:val="16"/>
-                <w:szCs w:val="16"/>
-              </w:rPr>
-            </w:r>
-            <w:r>
-              <w:rPr>
-                <w:sz w:val="16"/>
-                <w:szCs w:val="16"/>
-              </w:rPr>
-              <w:fldChar w:fldCharType="separate"/>
-            </w:r>
-            <w:r>
-              <w:rPr>
-                <w:sz w:val="16"/>
-                <w:szCs w:val="16"/>
-              </w:rPr>
-              <w:fldChar w:fldCharType="end"/>
-            </w:r>
-            <w:r>
-              <w:rPr>
-                <w:sz w:val="16"/>
-                <w:szCs w:val="16"/>
-              </w:rPr>
-              <w:t xml:space="preserve"> </w:t>
-            </w:r>
-            <w:r>
-              <w:rPr>
-                <w:sz w:val="16"/>
-                <w:szCs w:val="16"/>
-              </w:rPr>
-              <w:t>Propan-2-ol</w:t>
+                <w:rFonts w:ascii="Aptos" w:hAnsi="Aptos"/>
+                <w:sz w:val="16"/>
+                <w:szCs w:val="16"/>
+              </w:rPr>
+            </w:pPr>
+            <w:r>
+              <w:rPr>
+                <w:rFonts w:ascii="Aptos" w:hAnsi="Aptos"/>
+                <w:sz w:val="16"/>
+                <w:szCs w:val="16"/>
+              </w:rPr>
+              <w:t>Vedi SDS</w:t>
             </w:r>
           </w:p>
         </w:tc>
@@ -1386,6 +1435,7 @@
           <w:p>
             <w:pPr>
               <w:rPr>
+                <w:rFonts w:ascii="Aptos" w:hAnsi="Aptos"/>
                 <w:sz w:val="16"/>
                 <w:szCs w:val="16"/>
               </w:rPr>
@@ -1409,71 +1459,11 @@
           <w:p>
             <w:pPr>
               <w:rPr>
-                <w:sz w:val="16"/>
-                <w:szCs w:val="16"/>
-              </w:rPr>
-            </w:pPr>
-            <w:r>
-              <w:rPr>
-                <w:sz w:val="16"/>
-                <w:szCs w:val="16"/>
-              </w:rPr>
-              <w:fldChar w:fldCharType="begin">
-                <w:ffData>
-                  <w:name w:val="Controllo1"/>
-                  <w:enabled/>
-                  <w:calcOnExit w:val="0"/>
-                  <w:checkBox>
-                    <w:sizeAuto/>
-                    <w:default w:val="0"/>
-                    <w:checked/>
-                  </w:checkBox>
-                </w:ffData>
-              </w:fldChar>
-            </w:r>
-            <w:r>
-              <w:rPr>
-                <w:sz w:val="16"/>
-                <w:szCs w:val="16"/>
-              </w:rPr>
-              <w:instrText xml:space="preserve"> FORMCHECKBOX </w:instrText>
-            </w:r>
-            <w:r>
-              <w:rPr>
-                <w:sz w:val="16"/>
-                <w:szCs w:val="16"/>
-              </w:rPr>
-            </w:r>
-            <w:r>
-              <w:rPr>
-                <w:sz w:val="16"/>
-                <w:szCs w:val="16"/>
-              </w:rPr>
-              <w:fldChar w:fldCharType="separate"/>
-            </w:r>
-            <w:r>
-              <w:rPr>
-                <w:sz w:val="16"/>
-                <w:szCs w:val="16"/>
-              </w:rPr>
-              <w:fldChar w:fldCharType="end"/>
-            </w:r>
-            <w:r>
-              <w:rPr>
-                <w:sz w:val="16"/>
-                <w:szCs w:val="16"/>
-              </w:rPr>
-              <w:t xml:space="preserve"> </w:t>
-            </w:r>
-            <w:proofErr w:type="spellStart"/>
-            <w:r>
-              <w:rPr>
-                <w:sz w:val="16"/>
-                <w:szCs w:val="16"/>
-              </w:rPr>
-              <w:t>Butoxyethanol</w:t>
-            </w:r>
-            <w:proofErr w:type="spellEnd"/>
+                <w:rFonts w:ascii="Aptos" w:hAnsi="Aptos"/>
+                <w:sz w:val="16"/>
+                <w:szCs w:val="16"/>
+              </w:rPr>
+            </w:pPr>
           </w:p>
         </w:tc>
         <w:tc>
@@ -1485,39 +1475,11 @@
           <w:p>
             <w:pPr>
               <w:rPr>
-                <w:sz w:val="16"/>
-                <w:szCs w:val="16"/>
-              </w:rPr>
-            </w:pPr>
-            <w:r>
-              <w:rPr>
-                <w:sz w:val="16"/>
-                <w:szCs w:val="16"/>
-              </w:rPr>
-              <w:t>TWA/8h: 98 m</w:t>
-            </w:r>
-            <w:r>
-              <w:rPr>
-                <w:sz w:val="16"/>
-                <w:szCs w:val="16"/>
-              </w:rPr>
-              <w:t>g</w:t>
-            </w:r>
-            <w:r>
-              <w:rPr>
-                <w:sz w:val="16"/>
-                <w:szCs w:val="16"/>
-              </w:rPr>
-              <w:t>/m</w:t>
-            </w:r>
-            <w:r>
-              <w:rPr>
-                <w:sz w:val="16"/>
-                <w:szCs w:val="16"/>
-                <w:vertAlign w:val="superscript"/>
-              </w:rPr>
-              <w:t>3</w:t>
-            </w:r>
+                <w:rFonts w:ascii="Aptos" w:hAnsi="Aptos"/>
+                <w:sz w:val="16"/>
+                <w:szCs w:val="16"/>
+              </w:rPr>
+            </w:pPr>
           </w:p>
         </w:tc>
       </w:tr>
@@ -1537,64 +1499,13 @@
           <w:p>
             <w:pPr>
               <w:rPr>
+                <w:rFonts w:ascii="Aptos" w:hAnsi="Aptos"/>
                 <w:b/>
                 <w:bCs/>
                 <w:sz w:val="16"/>
                 <w:szCs w:val="16"/>
               </w:rPr>
             </w:pPr>
-            <w:r>
-              <w:rPr>
-                <w:sz w:val="16"/>
-                <w:szCs w:val="16"/>
-              </w:rPr>
-              <w:fldChar w:fldCharType="begin">
-                <w:ffData>
-                  <w:name w:val="Controllo1"/>
-                  <w:enabled/>
-                  <w:calcOnExit w:val="0"/>
-                  <w:checkBox>
-                    <w:sizeAuto/>
-                    <w:default w:val="0"/>
-                    <w:checked/>
-                  </w:checkBox>
-                </w:ffData>
-              </w:fldChar>
-            </w:r>
-            <w:r>
-              <w:rPr>
-                <w:sz w:val="16"/>
-                <w:szCs w:val="16"/>
-              </w:rPr>
-              <w:instrText xml:space="preserve"> FORMCHECKBOX </w:instrText>
-            </w:r>
-            <w:r>
-              <w:rPr>
-                <w:sz w:val="16"/>
-                <w:szCs w:val="16"/>
-              </w:rPr>
-            </w:r>
-            <w:r>
-              <w:rPr>
-                <w:sz w:val="16"/>
-                <w:szCs w:val="16"/>
-              </w:rPr>
-              <w:fldChar w:fldCharType="separate"/>
-            </w:r>
-            <w:r>
-              <w:rPr>
-                <w:sz w:val="16"/>
-                <w:szCs w:val="16"/>
-              </w:rPr>
-              <w:fldChar w:fldCharType="end"/>
-            </w:r>
-            <w:r>
-              <w:rPr>
-                <w:sz w:val="16"/>
-                <w:szCs w:val="16"/>
-              </w:rPr>
-              <w:t>AMMONIACA</w:t>
-            </w:r>
           </w:p>
         </w:tc>
         <w:tc>
@@ -1606,6 +1517,7 @@
           <w:p>
             <w:pPr>
               <w:rPr>
+                <w:rFonts w:ascii="Aptos" w:hAnsi="Aptos"/>
                 <w:sz w:val="16"/>
                 <w:szCs w:val="16"/>
               </w:rPr>
@@ -1631,6 +1543,7 @@
           <w:p>
             <w:pPr>
               <w:rPr>
+                <w:rFonts w:ascii="Aptos" w:hAnsi="Aptos"/>
                 <w:b/>
                 <w:sz w:val="10"/>
                 <w:szCs w:val="10"/>
@@ -1655,23 +1568,18 @@
           <w:p>
             <w:pPr>
               <w:rPr>
-                <w:sz w:val="20"/>
-                <w:szCs w:val="20"/>
-              </w:rPr>
-            </w:pPr>
-            <w:r>
-              <w:rPr>
-                <w:sz w:val="20"/>
-                <w:szCs w:val="20"/>
-              </w:rPr>
-              <w:t xml:space="preserve">Classificazione </w:t>
-            </w:r>
-            <w:r>
-              <w:rPr>
-                <w:sz w:val="20"/>
-                <w:szCs w:val="20"/>
-              </w:rPr>
-              <w:t>H</w:t>
+                <w:rFonts w:ascii="Aptos" w:hAnsi="Aptos"/>
+                <w:sz w:val="20"/>
+                <w:szCs w:val="20"/>
+              </w:rPr>
+            </w:pPr>
+            <w:r>
+              <w:rPr>
+                <w:rFonts w:ascii="Aptos" w:hAnsi="Aptos"/>
+                <w:sz w:val="20"/>
+                <w:szCs w:val="20"/>
+              </w:rPr>
+              <w:t>Classificazione H</w:t>
             </w:r>
           </w:p>
         </w:tc>
@@ -1684,12 +1592,14 @@
           <w:p>
             <w:pPr>
               <w:rPr>
-                <w:sz w:val="20"/>
-                <w:szCs w:val="20"/>
-              </w:rPr>
-            </w:pPr>
-            <w:r>
-              <w:rPr>
+                <w:rFonts w:ascii="Aptos" w:hAnsi="Aptos"/>
+                <w:sz w:val="20"/>
+                <w:szCs w:val="20"/>
+              </w:rPr>
+            </w:pPr>
+            <w:r>
+              <w:rPr>
+                <w:rFonts w:ascii="Aptos" w:hAnsi="Aptos"/>
                 <w:b/>
                 <w:bCs/>
                 <w:sz w:val="18"/>
@@ -1699,17 +1609,11 @@
             </w:r>
             <w:r>
               <w:rPr>
+                <w:rFonts w:ascii="Aptos" w:hAnsi="Aptos"/>
                 <w:sz w:val="18"/>
                 <w:szCs w:val="20"/>
               </w:rPr>
-              <w:t xml:space="preserve"> </w:t>
-            </w:r>
-            <w:r>
-              <w:rPr>
-                <w:sz w:val="18"/>
-                <w:szCs w:val="20"/>
-              </w:rPr>
-              <w:t>Provoca grave irritazione oculare.</w:t>
+              <w:t xml:space="preserve"> Provoca grave irritazione oculare.</w:t>
             </w:r>
           </w:p>
         </w:tc>
@@ -1730,12 +1634,14 @@
           <w:p>
             <w:pPr>
               <w:rPr>
-                <w:sz w:val="20"/>
-                <w:szCs w:val="20"/>
-              </w:rPr>
-            </w:pPr>
-            <w:r>
-              <w:rPr>
+                <w:rFonts w:ascii="Aptos" w:hAnsi="Aptos"/>
+                <w:sz w:val="20"/>
+                <w:szCs w:val="20"/>
+              </w:rPr>
+            </w:pPr>
+            <w:r>
+              <w:rPr>
+                <w:rFonts w:ascii="Aptos" w:hAnsi="Aptos"/>
                 <w:sz w:val="20"/>
                 <w:szCs w:val="20"/>
               </w:rPr>
@@ -1752,12 +1658,14 @@
           <w:p>
             <w:pPr>
               <w:rPr>
-                <w:sz w:val="20"/>
-                <w:szCs w:val="20"/>
-              </w:rPr>
-            </w:pPr>
-            <w:r>
-              <w:rPr>
+                <w:rFonts w:ascii="Aptos" w:hAnsi="Aptos"/>
+                <w:sz w:val="20"/>
+                <w:szCs w:val="20"/>
+              </w:rPr>
+            </w:pPr>
+            <w:r>
+              <w:rPr>
+                <w:rFonts w:ascii="Aptos" w:hAnsi="Aptos"/>
                 <w:sz w:val="20"/>
                 <w:szCs w:val="20"/>
               </w:rPr>
@@ -1774,12 +1682,14 @@
           <w:p>
             <w:pPr>
               <w:rPr>
-                <w:sz w:val="20"/>
-                <w:szCs w:val="20"/>
-              </w:rPr>
-            </w:pPr>
-            <w:r>
-              <w:rPr>
+                <w:rFonts w:ascii="Aptos" w:hAnsi="Aptos"/>
+                <w:sz w:val="20"/>
+                <w:szCs w:val="20"/>
+              </w:rPr>
+            </w:pPr>
+            <w:r>
+              <w:rPr>
+                <w:rFonts w:ascii="Aptos" w:hAnsi="Aptos"/>
                 <w:sz w:val="20"/>
                 <w:szCs w:val="20"/>
               </w:rPr>
@@ -1796,12 +1706,14 @@
           <w:p>
             <w:pPr>
               <w:rPr>
-                <w:sz w:val="20"/>
-                <w:szCs w:val="20"/>
-              </w:rPr>
-            </w:pPr>
-            <w:r>
-              <w:rPr>
+                <w:rFonts w:ascii="Aptos" w:hAnsi="Aptos"/>
+                <w:sz w:val="20"/>
+                <w:szCs w:val="20"/>
+              </w:rPr>
+            </w:pPr>
+            <w:r>
+              <w:rPr>
+                <w:rFonts w:ascii="Aptos" w:hAnsi="Aptos"/>
                 <w:sz w:val="20"/>
                 <w:szCs w:val="20"/>
               </w:rPr>
@@ -1829,12 +1741,14 @@
           <w:p>
             <w:pPr>
               <w:rPr>
-                <w:sz w:val="20"/>
-                <w:szCs w:val="20"/>
-              </w:rPr>
-            </w:pPr>
-            <w:r>
-              <w:rPr>
+                <w:rFonts w:ascii="Aptos" w:hAnsi="Aptos"/>
+                <w:sz w:val="20"/>
+                <w:szCs w:val="20"/>
+              </w:rPr>
+            </w:pPr>
+            <w:r>
+              <w:rPr>
+                <w:rFonts w:ascii="Aptos" w:hAnsi="Aptos"/>
                 <w:sz w:val="20"/>
                 <w:szCs w:val="20"/>
               </w:rPr>
@@ -1857,12 +1771,14 @@
               <w:autoSpaceDN w:val="0"/>
               <w:adjustRightInd w:val="0"/>
               <w:rPr>
-                <w:sz w:val="16"/>
-                <w:szCs w:val="16"/>
-              </w:rPr>
-            </w:pPr>
-            <w:r>
-              <w:rPr>
+                <w:rFonts w:ascii="Aptos" w:hAnsi="Aptos"/>
+                <w:sz w:val="16"/>
+                <w:szCs w:val="16"/>
+              </w:rPr>
+            </w:pPr>
+            <w:r>
+              <w:rPr>
+                <w:rFonts w:ascii="Aptos" w:hAnsi="Aptos"/>
                 <w:sz w:val="16"/>
                 <w:szCs w:val="16"/>
               </w:rPr>
@@ -1880,6 +1796,7 @@
             </w:r>
             <w:r>
               <w:rPr>
+                <w:rFonts w:ascii="Aptos" w:hAnsi="Aptos"/>
                 <w:sz w:val="16"/>
                 <w:szCs w:val="16"/>
               </w:rPr>
@@ -1887,12 +1804,14 @@
             </w:r>
             <w:r>
               <w:rPr>
-                <w:sz w:val="16"/>
-                <w:szCs w:val="16"/>
-              </w:rPr>
-            </w:r>
-            <w:r>
-              <w:rPr>
+                <w:rFonts w:ascii="Aptos" w:hAnsi="Aptos"/>
+                <w:sz w:val="16"/>
+                <w:szCs w:val="16"/>
+              </w:rPr>
+            </w:r>
+            <w:r>
+              <w:rPr>
+                <w:rFonts w:ascii="Aptos" w:hAnsi="Aptos"/>
                 <w:sz w:val="16"/>
                 <w:szCs w:val="16"/>
               </w:rPr>
@@ -1900,6 +1819,7 @@
             </w:r>
             <w:r>
               <w:rPr>
+                <w:rFonts w:ascii="Aptos" w:hAnsi="Aptos"/>
                 <w:sz w:val="16"/>
                 <w:szCs w:val="16"/>
               </w:rPr>
@@ -1907,6 +1827,7 @@
             </w:r>
             <w:r>
               <w:rPr>
+                <w:rFonts w:ascii="Aptos" w:hAnsi="Aptos"/>
                 <w:sz w:val="16"/>
                 <w:szCs w:val="16"/>
               </w:rPr>
@@ -1919,12 +1840,14 @@
               <w:autoSpaceDN w:val="0"/>
               <w:adjustRightInd w:val="0"/>
               <w:rPr>
-                <w:sz w:val="16"/>
-                <w:szCs w:val="16"/>
-              </w:rPr>
-            </w:pPr>
-            <w:r>
-              <w:rPr>
+                <w:rFonts w:ascii="Aptos" w:hAnsi="Aptos"/>
+                <w:sz w:val="16"/>
+                <w:szCs w:val="16"/>
+              </w:rPr>
+            </w:pPr>
+            <w:r>
+              <w:rPr>
+                <w:rFonts w:ascii="Aptos" w:hAnsi="Aptos"/>
                 <w:sz w:val="16"/>
                 <w:szCs w:val="16"/>
               </w:rPr>
@@ -1942,6 +1865,7 @@
             </w:r>
             <w:r>
               <w:rPr>
+                <w:rFonts w:ascii="Aptos" w:hAnsi="Aptos"/>
                 <w:sz w:val="16"/>
                 <w:szCs w:val="16"/>
               </w:rPr>
@@ -1949,12 +1873,14 @@
             </w:r>
             <w:r>
               <w:rPr>
-                <w:sz w:val="16"/>
-                <w:szCs w:val="16"/>
-              </w:rPr>
-            </w:r>
-            <w:r>
-              <w:rPr>
+                <w:rFonts w:ascii="Aptos" w:hAnsi="Aptos"/>
+                <w:sz w:val="16"/>
+                <w:szCs w:val="16"/>
+              </w:rPr>
+            </w:r>
+            <w:r>
+              <w:rPr>
+                <w:rFonts w:ascii="Aptos" w:hAnsi="Aptos"/>
                 <w:sz w:val="16"/>
                 <w:szCs w:val="16"/>
               </w:rPr>
@@ -1962,6 +1888,7 @@
             </w:r>
             <w:r>
               <w:rPr>
+                <w:rFonts w:ascii="Aptos" w:hAnsi="Aptos"/>
                 <w:sz w:val="16"/>
                 <w:szCs w:val="16"/>
               </w:rPr>
@@ -1969,6 +1896,7 @@
             </w:r>
             <w:r>
               <w:rPr>
+                <w:rFonts w:ascii="Aptos" w:hAnsi="Aptos"/>
                 <w:sz w:val="16"/>
                 <w:szCs w:val="16"/>
               </w:rPr>
@@ -1991,12 +1919,14 @@
               <w:autoSpaceDN w:val="0"/>
               <w:adjustRightInd w:val="0"/>
               <w:rPr>
-                <w:sz w:val="16"/>
-                <w:szCs w:val="16"/>
-              </w:rPr>
-            </w:pPr>
-            <w:r>
-              <w:rPr>
+                <w:rFonts w:ascii="Aptos" w:hAnsi="Aptos"/>
+                <w:sz w:val="16"/>
+                <w:szCs w:val="16"/>
+              </w:rPr>
+            </w:pPr>
+            <w:r>
+              <w:rPr>
+                <w:rFonts w:ascii="Aptos" w:hAnsi="Aptos"/>
                 <w:sz w:val="16"/>
                 <w:szCs w:val="16"/>
               </w:rPr>
@@ -2014,6 +1944,7 @@
             </w:r>
             <w:r>
               <w:rPr>
+                <w:rFonts w:ascii="Aptos" w:hAnsi="Aptos"/>
                 <w:sz w:val="16"/>
                 <w:szCs w:val="16"/>
               </w:rPr>
@@ -2021,12 +1952,14 @@
             </w:r>
             <w:r>
               <w:rPr>
-                <w:sz w:val="16"/>
-                <w:szCs w:val="16"/>
-              </w:rPr>
-            </w:r>
-            <w:r>
-              <w:rPr>
+                <w:rFonts w:ascii="Aptos" w:hAnsi="Aptos"/>
+                <w:sz w:val="16"/>
+                <w:szCs w:val="16"/>
+              </w:rPr>
+            </w:r>
+            <w:r>
+              <w:rPr>
+                <w:rFonts w:ascii="Aptos" w:hAnsi="Aptos"/>
                 <w:sz w:val="16"/>
                 <w:szCs w:val="16"/>
               </w:rPr>
@@ -2034,6 +1967,7 @@
             </w:r>
             <w:r>
               <w:rPr>
+                <w:rFonts w:ascii="Aptos" w:hAnsi="Aptos"/>
                 <w:sz w:val="16"/>
                 <w:szCs w:val="16"/>
               </w:rPr>
@@ -2041,6 +1975,7 @@
             </w:r>
             <w:r>
               <w:rPr>
+                <w:rFonts w:ascii="Aptos" w:hAnsi="Aptos"/>
                 <w:sz w:val="16"/>
                 <w:szCs w:val="16"/>
               </w:rPr>
@@ -2053,12 +1988,14 @@
               <w:autoSpaceDN w:val="0"/>
               <w:adjustRightInd w:val="0"/>
               <w:rPr>
-                <w:sz w:val="16"/>
-                <w:szCs w:val="16"/>
-              </w:rPr>
-            </w:pPr>
-            <w:r>
-              <w:rPr>
+                <w:rFonts w:ascii="Aptos" w:hAnsi="Aptos"/>
+                <w:sz w:val="16"/>
+                <w:szCs w:val="16"/>
+              </w:rPr>
+            </w:pPr>
+            <w:r>
+              <w:rPr>
+                <w:rFonts w:ascii="Aptos" w:hAnsi="Aptos"/>
                 <w:sz w:val="16"/>
                 <w:szCs w:val="16"/>
               </w:rPr>
@@ -2076,6 +2013,7 @@
             </w:r>
             <w:r>
               <w:rPr>
+                <w:rFonts w:ascii="Aptos" w:hAnsi="Aptos"/>
                 <w:sz w:val="16"/>
                 <w:szCs w:val="16"/>
               </w:rPr>
@@ -2083,12 +2021,14 @@
             </w:r>
             <w:r>
               <w:rPr>
-                <w:sz w:val="16"/>
-                <w:szCs w:val="16"/>
-              </w:rPr>
-            </w:r>
-            <w:r>
-              <w:rPr>
+                <w:rFonts w:ascii="Aptos" w:hAnsi="Aptos"/>
+                <w:sz w:val="16"/>
+                <w:szCs w:val="16"/>
+              </w:rPr>
+            </w:r>
+            <w:r>
+              <w:rPr>
+                <w:rFonts w:ascii="Aptos" w:hAnsi="Aptos"/>
                 <w:sz w:val="16"/>
                 <w:szCs w:val="16"/>
               </w:rPr>
@@ -2096,6 +2036,7 @@
             </w:r>
             <w:r>
               <w:rPr>
+                <w:rFonts w:ascii="Aptos" w:hAnsi="Aptos"/>
                 <w:sz w:val="16"/>
                 <w:szCs w:val="16"/>
               </w:rPr>
@@ -2103,6 +2044,7 @@
             </w:r>
             <w:r>
               <w:rPr>
+                <w:rFonts w:ascii="Aptos" w:hAnsi="Aptos"/>
                 <w:sz w:val="16"/>
                 <w:szCs w:val="16"/>
               </w:rPr>
@@ -2115,12 +2057,14 @@
               <w:autoSpaceDN w:val="0"/>
               <w:adjustRightInd w:val="0"/>
               <w:rPr>
-                <w:sz w:val="16"/>
-                <w:szCs w:val="16"/>
-              </w:rPr>
-            </w:pPr>
-            <w:r>
-              <w:rPr>
+                <w:rFonts w:ascii="Aptos" w:hAnsi="Aptos"/>
+                <w:sz w:val="16"/>
+                <w:szCs w:val="16"/>
+              </w:rPr>
+            </w:pPr>
+            <w:r>
+              <w:rPr>
+                <w:rFonts w:ascii="Aptos" w:hAnsi="Aptos"/>
                 <w:sz w:val="16"/>
                 <w:szCs w:val="16"/>
               </w:rPr>
@@ -2138,6 +2082,7 @@
             </w:r>
             <w:r>
               <w:rPr>
+                <w:rFonts w:ascii="Aptos" w:hAnsi="Aptos"/>
                 <w:sz w:val="16"/>
                 <w:szCs w:val="16"/>
               </w:rPr>
@@ -2145,12 +2090,14 @@
             </w:r>
             <w:r>
               <w:rPr>
-                <w:sz w:val="16"/>
-                <w:szCs w:val="16"/>
-              </w:rPr>
-            </w:r>
-            <w:r>
-              <w:rPr>
+                <w:rFonts w:ascii="Aptos" w:hAnsi="Aptos"/>
+                <w:sz w:val="16"/>
+                <w:szCs w:val="16"/>
+              </w:rPr>
+            </w:r>
+            <w:r>
+              <w:rPr>
+                <w:rFonts w:ascii="Aptos" w:hAnsi="Aptos"/>
                 <w:sz w:val="16"/>
                 <w:szCs w:val="16"/>
               </w:rPr>
@@ -2158,6 +2105,7 @@
             </w:r>
             <w:r>
               <w:rPr>
+                <w:rFonts w:ascii="Aptos" w:hAnsi="Aptos"/>
                 <w:sz w:val="16"/>
                 <w:szCs w:val="16"/>
               </w:rPr>
@@ -2165,6 +2113,7 @@
             </w:r>
             <w:r>
               <w:rPr>
+                <w:rFonts w:ascii="Aptos" w:hAnsi="Aptos"/>
                 <w:sz w:val="16"/>
                 <w:szCs w:val="16"/>
               </w:rPr>
@@ -2191,6 +2140,7 @@
           <w:p>
             <w:pPr>
               <w:rPr>
+                <w:rFonts w:ascii="Aptos" w:hAnsi="Aptos"/>
                 <w:b/>
                 <w:sz w:val="10"/>
                 <w:szCs w:val="10"/>
@@ -2217,11 +2167,13 @@
           <w:p>
             <w:pPr>
               <w:rPr>
-                <w:b/>
-              </w:rPr>
-            </w:pPr>
-            <w:r>
-              <w:rPr>
+                <w:rFonts w:ascii="Aptos" w:hAnsi="Aptos"/>
+                <w:b/>
+              </w:rPr>
+            </w:pPr>
+            <w:r>
+              <w:rPr>
+                <w:rFonts w:ascii="Aptos" w:hAnsi="Aptos"/>
                 <w:b/>
               </w:rPr>
               <w:t>B</w:t>
@@ -2242,11 +2194,13 @@
           <w:p>
             <w:pPr>
               <w:rPr>
-                <w:b/>
-              </w:rPr>
-            </w:pPr>
-            <w:r>
-              <w:rPr>
+                <w:rFonts w:ascii="Aptos" w:hAnsi="Aptos"/>
+                <w:b/>
+              </w:rPr>
+            </w:pPr>
+            <w:r>
+              <w:rPr>
+                <w:rFonts w:ascii="Aptos" w:hAnsi="Aptos"/>
                 <w:b/>
               </w:rPr>
               <w:t>VALUTAZIONE DEL RISCHIO PER FATTORI (rischio stimato)</w:t>
@@ -2272,6 +2226,7 @@
           <w:p>
             <w:pPr>
               <w:rPr>
+                <w:rFonts w:ascii="Aptos" w:hAnsi="Aptos"/>
                 <w:b/>
                 <w:sz w:val="10"/>
                 <w:szCs w:val="10"/>
@@ -2296,13 +2251,15 @@
           <w:p>
             <w:pPr>
               <w:rPr>
-                <w:b/>
-                <w:sz w:val="20"/>
-                <w:szCs w:val="20"/>
-              </w:rPr>
-            </w:pPr>
-            <w:r>
-              <w:rPr>
+                <w:rFonts w:ascii="Aptos" w:hAnsi="Aptos"/>
+                <w:b/>
+                <w:sz w:val="20"/>
+                <w:szCs w:val="20"/>
+              </w:rPr>
+            </w:pPr>
+            <w:r>
+              <w:rPr>
+                <w:rFonts w:ascii="Aptos" w:hAnsi="Aptos"/>
                 <w:b/>
                 <w:sz w:val="20"/>
                 <w:szCs w:val="20"/>
@@ -2320,13 +2277,15 @@
           <w:p>
             <w:pPr>
               <w:rPr>
-                <w:b/>
-                <w:sz w:val="20"/>
-                <w:szCs w:val="20"/>
-              </w:rPr>
-            </w:pPr>
-            <w:r>
-              <w:rPr>
+                <w:rFonts w:ascii="Aptos" w:hAnsi="Aptos"/>
+                <w:b/>
+                <w:sz w:val="20"/>
+                <w:szCs w:val="20"/>
+              </w:rPr>
+            </w:pPr>
+            <w:r>
+              <w:rPr>
+                <w:rFonts w:ascii="Aptos" w:hAnsi="Aptos"/>
                 <w:b/>
                 <w:sz w:val="20"/>
                 <w:szCs w:val="20"/>
@@ -2348,13 +2307,15 @@
             <w:pPr>
               <w:jc w:val="center"/>
               <w:rPr>
-                <w:b/>
-                <w:sz w:val="20"/>
-                <w:szCs w:val="20"/>
-              </w:rPr>
-            </w:pPr>
-            <w:r>
-              <w:rPr>
+                <w:rFonts w:ascii="Aptos" w:hAnsi="Aptos"/>
+                <w:b/>
+                <w:sz w:val="20"/>
+                <w:szCs w:val="20"/>
+              </w:rPr>
+            </w:pPr>
+            <w:r>
+              <w:rPr>
+                <w:rFonts w:ascii="Aptos" w:hAnsi="Aptos"/>
                 <w:b/>
                 <w:sz w:val="20"/>
                 <w:szCs w:val="20"/>
@@ -2377,13 +2338,15 @@
             <w:pPr>
               <w:jc w:val="center"/>
               <w:rPr>
-                <w:b/>
-                <w:sz w:val="20"/>
-                <w:szCs w:val="20"/>
-              </w:rPr>
-            </w:pPr>
-            <w:r>
-              <w:rPr>
+                <w:rFonts w:ascii="Aptos" w:hAnsi="Aptos"/>
+                <w:b/>
+                <w:sz w:val="20"/>
+                <w:szCs w:val="20"/>
+              </w:rPr>
+            </w:pPr>
+            <w:r>
+              <w:rPr>
+                <w:rFonts w:ascii="Aptos" w:hAnsi="Aptos"/>
                 <w:b/>
                 <w:sz w:val="20"/>
                 <w:szCs w:val="20"/>
@@ -2407,13 +2370,15 @@
             <w:pPr>
               <w:jc w:val="center"/>
               <w:rPr>
-                <w:b/>
-                <w:sz w:val="20"/>
-                <w:szCs w:val="20"/>
-              </w:rPr>
-            </w:pPr>
-            <w:r>
-              <w:rPr>
+                <w:rFonts w:ascii="Aptos" w:hAnsi="Aptos"/>
+                <w:b/>
+                <w:sz w:val="20"/>
+                <w:szCs w:val="20"/>
+              </w:rPr>
+            </w:pPr>
+            <w:r>
+              <w:rPr>
+                <w:rFonts w:ascii="Aptos" w:hAnsi="Aptos"/>
                 <w:b/>
                 <w:sz w:val="20"/>
                 <w:szCs w:val="20"/>
@@ -2440,12 +2405,14 @@
             <w:pPr>
               <w:jc w:val="center"/>
               <w:rPr>
-                <w:sz w:val="20"/>
-                <w:szCs w:val="20"/>
-              </w:rPr>
-            </w:pPr>
-            <w:r>
-              <w:rPr>
+                <w:rFonts w:ascii="Aptos" w:hAnsi="Aptos"/>
+                <w:sz w:val="20"/>
+                <w:szCs w:val="20"/>
+              </w:rPr>
+            </w:pPr>
+            <w:r>
+              <w:rPr>
+                <w:rFonts w:ascii="Aptos" w:hAnsi="Aptos"/>
                 <w:sz w:val="20"/>
                 <w:szCs w:val="20"/>
               </w:rPr>
@@ -2463,12 +2430,14 @@
             <w:pPr>
               <w:jc w:val="center"/>
               <w:rPr>
-                <w:sz w:val="20"/>
-                <w:szCs w:val="20"/>
-              </w:rPr>
-            </w:pPr>
-            <w:r>
-              <w:rPr>
+                <w:rFonts w:ascii="Aptos" w:hAnsi="Aptos"/>
+                <w:sz w:val="20"/>
+                <w:szCs w:val="20"/>
+              </w:rPr>
+            </w:pPr>
+            <w:r>
+              <w:rPr>
+                <w:rFonts w:ascii="Aptos" w:hAnsi="Aptos"/>
                 <w:sz w:val="20"/>
                 <w:szCs w:val="20"/>
               </w:rPr>
@@ -2489,12 +2458,14 @@
             <w:pPr>
               <w:jc w:val="center"/>
               <w:rPr>
-                <w:sz w:val="20"/>
-                <w:szCs w:val="20"/>
-              </w:rPr>
-            </w:pPr>
-            <w:r>
-              <w:rPr>
+                <w:rFonts w:ascii="Aptos" w:hAnsi="Aptos"/>
+                <w:sz w:val="20"/>
+                <w:szCs w:val="20"/>
+              </w:rPr>
+            </w:pPr>
+            <w:r>
+              <w:rPr>
+                <w:rFonts w:ascii="Aptos" w:hAnsi="Aptos"/>
                 <w:sz w:val="20"/>
                 <w:szCs w:val="20"/>
               </w:rPr>
@@ -2516,6 +2487,7 @@
             <w:pPr>
               <w:jc w:val="center"/>
               <w:rPr>
+                <w:rFonts w:ascii="Aptos" w:hAnsi="Aptos"/>
                 <w:b/>
                 <w:sz w:val="28"/>
                 <w:szCs w:val="28"/>
@@ -2523,6 +2495,7 @@
             </w:pPr>
             <w:r>
               <w:rPr>
+                <w:rFonts w:ascii="Aptos" w:hAnsi="Aptos"/>
                 <w:b/>
                 <w:sz w:val="28"/>
                 <w:szCs w:val="28"/>
@@ -2544,13 +2517,15 @@
           <w:p>
             <w:pPr>
               <w:rPr>
-                <w:b/>
-                <w:sz w:val="16"/>
-                <w:szCs w:val="16"/>
-              </w:rPr>
-            </w:pPr>
-            <w:r>
-              <w:rPr>
+                <w:rFonts w:ascii="Aptos" w:hAnsi="Aptos"/>
+                <w:b/>
+                <w:sz w:val="16"/>
+                <w:szCs w:val="16"/>
+              </w:rPr>
+            </w:pPr>
+            <w:r>
+              <w:rPr>
+                <w:rFonts w:ascii="Aptos" w:hAnsi="Aptos"/>
                 <w:b/>
                 <w:sz w:val="16"/>
                 <w:szCs w:val="16"/>
@@ -2570,6 +2545,7 @@
             </w:r>
             <w:r>
               <w:rPr>
+                <w:rFonts w:ascii="Aptos" w:hAnsi="Aptos"/>
                 <w:b/>
                 <w:sz w:val="16"/>
                 <w:szCs w:val="16"/>
@@ -2578,13 +2554,15 @@
             </w:r>
             <w:r>
               <w:rPr>
-                <w:b/>
-                <w:sz w:val="16"/>
-                <w:szCs w:val="16"/>
-              </w:rPr>
-            </w:r>
-            <w:r>
-              <w:rPr>
+                <w:rFonts w:ascii="Aptos" w:hAnsi="Aptos"/>
+                <w:b/>
+                <w:sz w:val="16"/>
+                <w:szCs w:val="16"/>
+              </w:rPr>
+            </w:r>
+            <w:r>
+              <w:rPr>
+                <w:rFonts w:ascii="Aptos" w:hAnsi="Aptos"/>
                 <w:b/>
                 <w:sz w:val="16"/>
                 <w:szCs w:val="16"/>
@@ -2593,6 +2571,7 @@
             </w:r>
             <w:r>
               <w:rPr>
+                <w:rFonts w:ascii="Aptos" w:hAnsi="Aptos"/>
                 <w:b/>
                 <w:sz w:val="16"/>
                 <w:szCs w:val="16"/>
@@ -2603,13 +2582,15 @@
           <w:p>
             <w:pPr>
               <w:rPr>
-                <w:b/>
-                <w:sz w:val="16"/>
-                <w:szCs w:val="16"/>
-              </w:rPr>
-            </w:pPr>
-            <w:r>
-              <w:rPr>
+                <w:rFonts w:ascii="Aptos" w:hAnsi="Aptos"/>
+                <w:b/>
+                <w:sz w:val="16"/>
+                <w:szCs w:val="16"/>
+              </w:rPr>
+            </w:pPr>
+            <w:r>
+              <w:rPr>
+                <w:rFonts w:ascii="Aptos" w:hAnsi="Aptos"/>
                 <w:b/>
                 <w:sz w:val="16"/>
                 <w:szCs w:val="16"/>
@@ -2628,6 +2609,7 @@
             </w:r>
             <w:r>
               <w:rPr>
+                <w:rFonts w:ascii="Aptos" w:hAnsi="Aptos"/>
                 <w:b/>
                 <w:sz w:val="16"/>
                 <w:szCs w:val="16"/>
@@ -2636,13 +2618,15 @@
             </w:r>
             <w:r>
               <w:rPr>
-                <w:b/>
-                <w:sz w:val="16"/>
-                <w:szCs w:val="16"/>
-              </w:rPr>
-            </w:r>
-            <w:r>
-              <w:rPr>
+                <w:rFonts w:ascii="Aptos" w:hAnsi="Aptos"/>
+                <w:b/>
+                <w:sz w:val="16"/>
+                <w:szCs w:val="16"/>
+              </w:rPr>
+            </w:r>
+            <w:r>
+              <w:rPr>
+                <w:rFonts w:ascii="Aptos" w:hAnsi="Aptos"/>
                 <w:b/>
                 <w:sz w:val="16"/>
                 <w:szCs w:val="16"/>
@@ -2651,6 +2635,7 @@
             </w:r>
             <w:r>
               <w:rPr>
+                <w:rFonts w:ascii="Aptos" w:hAnsi="Aptos"/>
                 <w:b/>
                 <w:sz w:val="16"/>
                 <w:szCs w:val="16"/>
@@ -2661,13 +2646,15 @@
           <w:p>
             <w:pPr>
               <w:rPr>
-                <w:b/>
-                <w:sz w:val="16"/>
-                <w:szCs w:val="16"/>
-              </w:rPr>
-            </w:pPr>
-            <w:r>
-              <w:rPr>
+                <w:rFonts w:ascii="Aptos" w:hAnsi="Aptos"/>
+                <w:b/>
+                <w:sz w:val="16"/>
+                <w:szCs w:val="16"/>
+              </w:rPr>
+            </w:pPr>
+            <w:r>
+              <w:rPr>
+                <w:rFonts w:ascii="Aptos" w:hAnsi="Aptos"/>
                 <w:b/>
                 <w:sz w:val="16"/>
                 <w:szCs w:val="16"/>
@@ -2686,6 +2673,7 @@
             </w:r>
             <w:r>
               <w:rPr>
+                <w:rFonts w:ascii="Aptos" w:hAnsi="Aptos"/>
                 <w:b/>
                 <w:sz w:val="16"/>
                 <w:szCs w:val="16"/>
@@ -2694,13 +2682,15 @@
             </w:r>
             <w:r>
               <w:rPr>
-                <w:b/>
-                <w:sz w:val="16"/>
-                <w:szCs w:val="16"/>
-              </w:rPr>
-            </w:r>
-            <w:r>
-              <w:rPr>
+                <w:rFonts w:ascii="Aptos" w:hAnsi="Aptos"/>
+                <w:b/>
+                <w:sz w:val="16"/>
+                <w:szCs w:val="16"/>
+              </w:rPr>
+            </w:r>
+            <w:r>
+              <w:rPr>
+                <w:rFonts w:ascii="Aptos" w:hAnsi="Aptos"/>
                 <w:b/>
                 <w:sz w:val="16"/>
                 <w:szCs w:val="16"/>
@@ -2709,6 +2699,7 @@
             </w:r>
             <w:r>
               <w:rPr>
+                <w:rFonts w:ascii="Aptos" w:hAnsi="Aptos"/>
                 <w:b/>
                 <w:sz w:val="16"/>
                 <w:szCs w:val="16"/>
@@ -2719,13 +2710,15 @@
           <w:p>
             <w:pPr>
               <w:rPr>
-                <w:b/>
-                <w:sz w:val="16"/>
-                <w:szCs w:val="16"/>
-              </w:rPr>
-            </w:pPr>
-            <w:r>
-              <w:rPr>
+                <w:rFonts w:ascii="Aptos" w:hAnsi="Aptos"/>
+                <w:b/>
+                <w:sz w:val="16"/>
+                <w:szCs w:val="16"/>
+              </w:rPr>
+            </w:pPr>
+            <w:r>
+              <w:rPr>
+                <w:rFonts w:ascii="Aptos" w:hAnsi="Aptos"/>
                 <w:b/>
                 <w:sz w:val="16"/>
                 <w:szCs w:val="16"/>
@@ -2744,6 +2737,7 @@
             </w:r>
             <w:r>
               <w:rPr>
+                <w:rFonts w:ascii="Aptos" w:hAnsi="Aptos"/>
                 <w:b/>
                 <w:sz w:val="16"/>
                 <w:szCs w:val="16"/>
@@ -2752,13 +2746,15 @@
             </w:r>
             <w:r>
               <w:rPr>
-                <w:b/>
-                <w:sz w:val="16"/>
-                <w:szCs w:val="16"/>
-              </w:rPr>
-            </w:r>
-            <w:r>
-              <w:rPr>
+                <w:rFonts w:ascii="Aptos" w:hAnsi="Aptos"/>
+                <w:b/>
+                <w:sz w:val="16"/>
+                <w:szCs w:val="16"/>
+              </w:rPr>
+            </w:r>
+            <w:r>
+              <w:rPr>
+                <w:rFonts w:ascii="Aptos" w:hAnsi="Aptos"/>
                 <w:b/>
                 <w:sz w:val="16"/>
                 <w:szCs w:val="16"/>
@@ -2767,6 +2763,7 @@
             </w:r>
             <w:r>
               <w:rPr>
+                <w:rFonts w:ascii="Aptos" w:hAnsi="Aptos"/>
                 <w:b/>
                 <w:sz w:val="16"/>
                 <w:szCs w:val="16"/>
@@ -2777,13 +2774,15 @@
           <w:p>
             <w:pPr>
               <w:rPr>
-                <w:b/>
-                <w:sz w:val="16"/>
-                <w:szCs w:val="16"/>
-              </w:rPr>
-            </w:pPr>
-            <w:r>
-              <w:rPr>
+                <w:rFonts w:ascii="Aptos" w:hAnsi="Aptos"/>
+                <w:b/>
+                <w:sz w:val="16"/>
+                <w:szCs w:val="16"/>
+              </w:rPr>
+            </w:pPr>
+            <w:r>
+              <w:rPr>
+                <w:rFonts w:ascii="Aptos" w:hAnsi="Aptos"/>
                 <w:b/>
                 <w:sz w:val="16"/>
                 <w:szCs w:val="16"/>
@@ -2802,6 +2801,7 @@
             </w:r>
             <w:r>
               <w:rPr>
+                <w:rFonts w:ascii="Aptos" w:hAnsi="Aptos"/>
                 <w:b/>
                 <w:sz w:val="16"/>
                 <w:szCs w:val="16"/>
@@ -2810,13 +2810,15 @@
             </w:r>
             <w:r>
               <w:rPr>
-                <w:b/>
-                <w:sz w:val="16"/>
-                <w:szCs w:val="16"/>
-              </w:rPr>
-            </w:r>
-            <w:r>
-              <w:rPr>
+                <w:rFonts w:ascii="Aptos" w:hAnsi="Aptos"/>
+                <w:b/>
+                <w:sz w:val="16"/>
+                <w:szCs w:val="16"/>
+              </w:rPr>
+            </w:r>
+            <w:r>
+              <w:rPr>
+                <w:rFonts w:ascii="Aptos" w:hAnsi="Aptos"/>
                 <w:b/>
                 <w:sz w:val="16"/>
                 <w:szCs w:val="16"/>
@@ -2825,6 +2827,7 @@
             </w:r>
             <w:r>
               <w:rPr>
+                <w:rFonts w:ascii="Aptos" w:hAnsi="Aptos"/>
                 <w:b/>
                 <w:sz w:val="16"/>
                 <w:szCs w:val="16"/>
@@ -2846,13 +2849,15 @@
           <w:p>
             <w:pPr>
               <w:rPr>
-                <w:b/>
-                <w:sz w:val="16"/>
-                <w:szCs w:val="16"/>
-              </w:rPr>
-            </w:pPr>
-            <w:r>
-              <w:rPr>
+                <w:rFonts w:ascii="Aptos" w:hAnsi="Aptos"/>
+                <w:b/>
+                <w:sz w:val="16"/>
+                <w:szCs w:val="16"/>
+              </w:rPr>
+            </w:pPr>
+            <w:r>
+              <w:rPr>
+                <w:rFonts w:ascii="Aptos" w:hAnsi="Aptos"/>
                 <w:b/>
                 <w:sz w:val="16"/>
                 <w:szCs w:val="16"/>
@@ -2863,13 +2868,15 @@
           <w:p>
             <w:pPr>
               <w:rPr>
-                <w:b/>
-                <w:sz w:val="16"/>
-                <w:szCs w:val="16"/>
-              </w:rPr>
-            </w:pPr>
-            <w:r>
-              <w:rPr>
+                <w:rFonts w:ascii="Aptos" w:hAnsi="Aptos"/>
+                <w:b/>
+                <w:sz w:val="16"/>
+                <w:szCs w:val="16"/>
+              </w:rPr>
+            </w:pPr>
+            <w:r>
+              <w:rPr>
+                <w:rFonts w:ascii="Aptos" w:hAnsi="Aptos"/>
                 <w:b/>
                 <w:sz w:val="16"/>
                 <w:szCs w:val="16"/>
@@ -2880,13 +2887,15 @@
           <w:p>
             <w:pPr>
               <w:rPr>
-                <w:b/>
-                <w:sz w:val="16"/>
-                <w:szCs w:val="16"/>
-              </w:rPr>
-            </w:pPr>
-            <w:r>
-              <w:rPr>
+                <w:rFonts w:ascii="Aptos" w:hAnsi="Aptos"/>
+                <w:b/>
+                <w:sz w:val="16"/>
+                <w:szCs w:val="16"/>
+              </w:rPr>
+            </w:pPr>
+            <w:r>
+              <w:rPr>
+                <w:rFonts w:ascii="Aptos" w:hAnsi="Aptos"/>
                 <w:b/>
                 <w:sz w:val="16"/>
                 <w:szCs w:val="16"/>
@@ -2897,13 +2906,15 @@
           <w:p>
             <w:pPr>
               <w:rPr>
-                <w:b/>
-                <w:sz w:val="16"/>
-                <w:szCs w:val="16"/>
-              </w:rPr>
-            </w:pPr>
-            <w:r>
-              <w:rPr>
+                <w:rFonts w:ascii="Aptos" w:hAnsi="Aptos"/>
+                <w:b/>
+                <w:sz w:val="16"/>
+                <w:szCs w:val="16"/>
+              </w:rPr>
+            </w:pPr>
+            <w:r>
+              <w:rPr>
+                <w:rFonts w:ascii="Aptos" w:hAnsi="Aptos"/>
                 <w:b/>
                 <w:sz w:val="16"/>
                 <w:szCs w:val="16"/>
@@ -2914,13 +2925,15 @@
           <w:p>
             <w:pPr>
               <w:rPr>
-                <w:b/>
-                <w:sz w:val="16"/>
-                <w:szCs w:val="16"/>
-              </w:rPr>
-            </w:pPr>
-            <w:r>
-              <w:rPr>
+                <w:rFonts w:ascii="Aptos" w:hAnsi="Aptos"/>
+                <w:b/>
+                <w:sz w:val="16"/>
+                <w:szCs w:val="16"/>
+              </w:rPr>
+            </w:pPr>
+            <w:r>
+              <w:rPr>
+                <w:rFonts w:ascii="Aptos" w:hAnsi="Aptos"/>
                 <w:b/>
                 <w:sz w:val="16"/>
                 <w:szCs w:val="16"/>
@@ -2948,6 +2961,7 @@
           <w:p>
             <w:pPr>
               <w:rPr>
+                <w:rFonts w:ascii="Aptos" w:hAnsi="Aptos"/>
                 <w:b/>
                 <w:sz w:val="10"/>
                 <w:szCs w:val="10"/>
@@ -2974,11 +2988,13 @@
           <w:p>
             <w:pPr>
               <w:rPr>
-                <w:b/>
-              </w:rPr>
-            </w:pPr>
-            <w:r>
-              <w:rPr>
+                <w:rFonts w:ascii="Aptos" w:hAnsi="Aptos"/>
+                <w:b/>
+              </w:rPr>
+            </w:pPr>
+            <w:r>
+              <w:rPr>
+                <w:rFonts w:ascii="Aptos" w:hAnsi="Aptos"/>
                 <w:b/>
               </w:rPr>
               <w:t>C</w:t>
@@ -3000,11 +3016,13 @@
           <w:p>
             <w:pPr>
               <w:rPr>
-                <w:b/>
-              </w:rPr>
-            </w:pPr>
-            <w:r>
-              <w:rPr>
+                <w:rFonts w:ascii="Aptos" w:hAnsi="Aptos"/>
+                <w:b/>
+              </w:rPr>
+            </w:pPr>
+            <w:r>
+              <w:rPr>
+                <w:rFonts w:ascii="Aptos" w:hAnsi="Aptos"/>
                 <w:b/>
               </w:rPr>
               <w:t>VALUTAZIONE DEL RISCHIO MISURATO</w:t>
@@ -3026,13 +3044,15 @@
             <w:pPr>
               <w:jc w:val="center"/>
               <w:rPr>
-                <w:b/>
-                <w:sz w:val="16"/>
-                <w:szCs w:val="16"/>
-              </w:rPr>
-            </w:pPr>
-            <w:r>
-              <w:rPr>
+                <w:rFonts w:ascii="Aptos" w:hAnsi="Aptos"/>
+                <w:b/>
+                <w:sz w:val="16"/>
+                <w:szCs w:val="16"/>
+              </w:rPr>
+            </w:pPr>
+            <w:r>
+              <w:rPr>
+                <w:rFonts w:ascii="Aptos" w:hAnsi="Aptos"/>
                 <w:b/>
                 <w:sz w:val="16"/>
                 <w:szCs w:val="16"/>
@@ -3041,6 +3061,7 @@
             </w:r>
             <w:r>
               <w:rPr>
+                <w:rFonts w:ascii="Aptos" w:hAnsi="Aptos"/>
                 <w:b/>
                 <w:sz w:val="16"/>
                 <w:szCs w:val="16"/>
@@ -3059,6 +3080,7 @@
             </w:r>
             <w:r>
               <w:rPr>
+                <w:rFonts w:ascii="Aptos" w:hAnsi="Aptos"/>
                 <w:b/>
                 <w:sz w:val="16"/>
                 <w:szCs w:val="16"/>
@@ -3067,13 +3089,15 @@
             </w:r>
             <w:r>
               <w:rPr>
-                <w:b/>
-                <w:sz w:val="16"/>
-                <w:szCs w:val="16"/>
-              </w:rPr>
-            </w:r>
-            <w:r>
-              <w:rPr>
+                <w:rFonts w:ascii="Aptos" w:hAnsi="Aptos"/>
+                <w:b/>
+                <w:sz w:val="16"/>
+                <w:szCs w:val="16"/>
+              </w:rPr>
+            </w:r>
+            <w:r>
+              <w:rPr>
+                <w:rFonts w:ascii="Aptos" w:hAnsi="Aptos"/>
                 <w:b/>
                 <w:sz w:val="16"/>
                 <w:szCs w:val="16"/>
@@ -3082,6 +3106,7 @@
             </w:r>
             <w:r>
               <w:rPr>
+                <w:rFonts w:ascii="Aptos" w:hAnsi="Aptos"/>
                 <w:b/>
                 <w:sz w:val="16"/>
                 <w:szCs w:val="16"/>
@@ -3090,6 +3115,7 @@
             </w:r>
             <w:r>
               <w:rPr>
+                <w:rFonts w:ascii="Aptos" w:hAnsi="Aptos"/>
                 <w:b/>
                 <w:sz w:val="16"/>
                 <w:szCs w:val="16"/>
@@ -3098,6 +3124,7 @@
             </w:r>
             <w:r>
               <w:rPr>
+                <w:rFonts w:ascii="Aptos" w:hAnsi="Aptos"/>
                 <w:b/>
                 <w:sz w:val="16"/>
                 <w:szCs w:val="16"/>
@@ -3117,6 +3144,7 @@
             </w:r>
             <w:r>
               <w:rPr>
+                <w:rFonts w:ascii="Aptos" w:hAnsi="Aptos"/>
                 <w:b/>
                 <w:sz w:val="16"/>
                 <w:szCs w:val="16"/>
@@ -3125,13 +3153,15 @@
             </w:r>
             <w:r>
               <w:rPr>
-                <w:b/>
-                <w:sz w:val="16"/>
-                <w:szCs w:val="16"/>
-              </w:rPr>
-            </w:r>
-            <w:r>
-              <w:rPr>
+                <w:rFonts w:ascii="Aptos" w:hAnsi="Aptos"/>
+                <w:b/>
+                <w:sz w:val="16"/>
+                <w:szCs w:val="16"/>
+              </w:rPr>
+            </w:r>
+            <w:r>
+              <w:rPr>
+                <w:rFonts w:ascii="Aptos" w:hAnsi="Aptos"/>
                 <w:b/>
                 <w:sz w:val="16"/>
                 <w:szCs w:val="16"/>
@@ -3140,6 +3170,7 @@
             </w:r>
             <w:r>
               <w:rPr>
+                <w:rFonts w:ascii="Aptos" w:hAnsi="Aptos"/>
                 <w:b/>
                 <w:sz w:val="16"/>
                 <w:szCs w:val="16"/>
@@ -3148,6 +3179,7 @@
             </w:r>
             <w:r>
               <w:rPr>
+                <w:rFonts w:ascii="Aptos" w:hAnsi="Aptos"/>
                 <w:b/>
                 <w:sz w:val="16"/>
                 <w:szCs w:val="16"/>
@@ -3175,6 +3207,7 @@
           <w:p>
             <w:pPr>
               <w:rPr>
+                <w:rFonts w:ascii="Aptos" w:hAnsi="Aptos"/>
                 <w:b/>
                 <w:sz w:val="10"/>
                 <w:szCs w:val="10"/>
@@ -3201,6 +3234,7 @@
           <w:p>
             <w:pPr>
               <w:rPr>
+                <w:rFonts w:ascii="Aptos" w:hAnsi="Aptos"/>
                 <w:b/>
                 <w:sz w:val="10"/>
                 <w:szCs w:val="10"/>
@@ -3227,11 +3261,13 @@
           <w:p>
             <w:pPr>
               <w:rPr>
-                <w:b/>
-              </w:rPr>
-            </w:pPr>
-            <w:r>
-              <w:rPr>
+                <w:rFonts w:ascii="Aptos" w:hAnsi="Aptos"/>
+                <w:b/>
+              </w:rPr>
+            </w:pPr>
+            <w:r>
+              <w:rPr>
+                <w:rFonts w:ascii="Aptos" w:hAnsi="Aptos"/>
                 <w:b/>
               </w:rPr>
               <w:t>D</w:t>
@@ -3252,11 +3288,13 @@
           <w:p>
             <w:pPr>
               <w:rPr>
-                <w:b/>
-              </w:rPr>
-            </w:pPr>
-            <w:r>
-              <w:rPr>
+                <w:rFonts w:ascii="Aptos" w:hAnsi="Aptos"/>
+                <w:b/>
+              </w:rPr>
+            </w:pPr>
+            <w:r>
+              <w:rPr>
+                <w:rFonts w:ascii="Aptos" w:hAnsi="Aptos"/>
                 <w:b/>
               </w:rPr>
               <w:t>MISURE DI PREVENZIONE E PROTEZIONE (artt. 224, 225)</w:t>
@@ -3283,6 +3321,7 @@
           <w:p>
             <w:pPr>
               <w:rPr>
+                <w:rFonts w:ascii="Aptos" w:hAnsi="Aptos"/>
                 <w:b/>
                 <w:sz w:val="10"/>
                 <w:szCs w:val="10"/>
@@ -3309,12 +3348,14 @@
           <w:p>
             <w:pPr>
               <w:rPr>
-                <w:sz w:val="16"/>
-                <w:szCs w:val="16"/>
-              </w:rPr>
-            </w:pPr>
-            <w:r>
-              <w:rPr>
+                <w:rFonts w:ascii="Aptos" w:hAnsi="Aptos"/>
+                <w:sz w:val="16"/>
+                <w:szCs w:val="16"/>
+              </w:rPr>
+            </w:pPr>
+            <w:r>
+              <w:rPr>
+                <w:rFonts w:ascii="Aptos" w:hAnsi="Aptos"/>
                 <w:b/>
                 <w:sz w:val="16"/>
                 <w:szCs w:val="16"/>
@@ -3333,6 +3374,7 @@
             </w:r>
             <w:r>
               <w:rPr>
+                <w:rFonts w:ascii="Aptos" w:hAnsi="Aptos"/>
                 <w:b/>
                 <w:sz w:val="16"/>
                 <w:szCs w:val="16"/>
@@ -3341,13 +3383,15 @@
             </w:r>
             <w:r>
               <w:rPr>
-                <w:b/>
-                <w:sz w:val="16"/>
-                <w:szCs w:val="16"/>
-              </w:rPr>
-            </w:r>
-            <w:r>
-              <w:rPr>
+                <w:rFonts w:ascii="Aptos" w:hAnsi="Aptos"/>
+                <w:b/>
+                <w:sz w:val="16"/>
+                <w:szCs w:val="16"/>
+              </w:rPr>
+            </w:r>
+            <w:r>
+              <w:rPr>
+                <w:rFonts w:ascii="Aptos" w:hAnsi="Aptos"/>
                 <w:b/>
                 <w:sz w:val="16"/>
                 <w:szCs w:val="16"/>
@@ -3356,6 +3400,7 @@
             </w:r>
             <w:r>
               <w:rPr>
+                <w:rFonts w:ascii="Aptos" w:hAnsi="Aptos"/>
                 <w:b/>
                 <w:sz w:val="16"/>
                 <w:szCs w:val="16"/>
@@ -3364,6 +3409,7 @@
             </w:r>
             <w:r>
               <w:rPr>
+                <w:rFonts w:ascii="Aptos" w:hAnsi="Aptos"/>
                 <w:b/>
                 <w:sz w:val="16"/>
                 <w:szCs w:val="16"/>
@@ -3372,6 +3418,7 @@
             </w:r>
             <w:r>
               <w:rPr>
+                <w:rFonts w:ascii="Aptos" w:hAnsi="Aptos"/>
                 <w:sz w:val="16"/>
                 <w:szCs w:val="16"/>
               </w:rPr>
@@ -3381,12 +3428,14 @@
           <w:p>
             <w:pPr>
               <w:rPr>
-                <w:sz w:val="16"/>
-                <w:szCs w:val="16"/>
-              </w:rPr>
-            </w:pPr>
-            <w:r>
-              <w:rPr>
+                <w:rFonts w:ascii="Aptos" w:hAnsi="Aptos"/>
+                <w:sz w:val="16"/>
+                <w:szCs w:val="16"/>
+              </w:rPr>
+            </w:pPr>
+            <w:r>
+              <w:rPr>
+                <w:rFonts w:ascii="Aptos" w:hAnsi="Aptos"/>
                 <w:sz w:val="16"/>
                 <w:szCs w:val="16"/>
               </w:rPr>
@@ -3404,6 +3453,7 @@
             </w:r>
             <w:r>
               <w:rPr>
+                <w:rFonts w:ascii="Aptos" w:hAnsi="Aptos"/>
                 <w:sz w:val="16"/>
                 <w:szCs w:val="16"/>
               </w:rPr>
@@ -3411,12 +3461,14 @@
             </w:r>
             <w:r>
               <w:rPr>
-                <w:sz w:val="16"/>
-                <w:szCs w:val="16"/>
-              </w:rPr>
-            </w:r>
-            <w:r>
-              <w:rPr>
+                <w:rFonts w:ascii="Aptos" w:hAnsi="Aptos"/>
+                <w:sz w:val="16"/>
+                <w:szCs w:val="16"/>
+              </w:rPr>
+            </w:r>
+            <w:r>
+              <w:rPr>
+                <w:rFonts w:ascii="Aptos" w:hAnsi="Aptos"/>
                 <w:sz w:val="16"/>
                 <w:szCs w:val="16"/>
               </w:rPr>
@@ -3424,6 +3476,7 @@
             </w:r>
             <w:r>
               <w:rPr>
+                <w:rFonts w:ascii="Aptos" w:hAnsi="Aptos"/>
                 <w:sz w:val="16"/>
                 <w:szCs w:val="16"/>
               </w:rPr>
@@ -3431,6 +3484,7 @@
             </w:r>
             <w:r>
               <w:rPr>
+                <w:rFonts w:ascii="Aptos" w:hAnsi="Aptos"/>
                 <w:sz w:val="16"/>
                 <w:szCs w:val="16"/>
               </w:rPr>
@@ -3438,6 +3492,7 @@
             </w:r>
             <w:r>
               <w:rPr>
+                <w:rFonts w:ascii="Aptos" w:hAnsi="Aptos"/>
                 <w:sz w:val="16"/>
                 <w:szCs w:val="16"/>
               </w:rPr>
@@ -3452,6 +3507,7 @@
             </w:r>
             <w:r>
               <w:rPr>
+                <w:rFonts w:ascii="Aptos" w:hAnsi="Aptos"/>
                 <w:sz w:val="16"/>
                 <w:szCs w:val="16"/>
               </w:rPr>
@@ -3459,12 +3515,14 @@
             </w:r>
             <w:r>
               <w:rPr>
-                <w:sz w:val="16"/>
-                <w:szCs w:val="16"/>
-              </w:rPr>
-            </w:r>
-            <w:r>
-              <w:rPr>
+                <w:rFonts w:ascii="Aptos" w:hAnsi="Aptos"/>
+                <w:sz w:val="16"/>
+                <w:szCs w:val="16"/>
+              </w:rPr>
+            </w:r>
+            <w:r>
+              <w:rPr>
+                <w:rFonts w:ascii="Aptos" w:hAnsi="Aptos"/>
                 <w:sz w:val="16"/>
                 <w:szCs w:val="16"/>
               </w:rPr>
@@ -3472,6 +3530,7 @@
             </w:r>
             <w:r>
               <w:rPr>
+                <w:rFonts w:ascii="Aptos" w:hAnsi="Aptos"/>
                 <w:noProof/>
                 <w:sz w:val="16"/>
                 <w:szCs w:val="16"/>
@@ -3480,6 +3539,7 @@
             </w:r>
             <w:r>
               <w:rPr>
+                <w:rFonts w:ascii="Aptos" w:hAnsi="Aptos"/>
                 <w:noProof/>
                 <w:sz w:val="16"/>
                 <w:szCs w:val="16"/>
@@ -3488,6 +3548,7 @@
             </w:r>
             <w:r>
               <w:rPr>
+                <w:rFonts w:ascii="Aptos" w:hAnsi="Aptos"/>
                 <w:noProof/>
                 <w:sz w:val="16"/>
                 <w:szCs w:val="16"/>
@@ -3496,6 +3557,7 @@
             </w:r>
             <w:r>
               <w:rPr>
+                <w:rFonts w:ascii="Aptos" w:hAnsi="Aptos"/>
                 <w:noProof/>
                 <w:sz w:val="16"/>
                 <w:szCs w:val="16"/>
@@ -3504,6 +3566,7 @@
             </w:r>
             <w:r>
               <w:rPr>
+                <w:rFonts w:ascii="Aptos" w:hAnsi="Aptos"/>
                 <w:noProof/>
                 <w:sz w:val="16"/>
                 <w:szCs w:val="16"/>
@@ -3512,6 +3575,7 @@
             </w:r>
             <w:r>
               <w:rPr>
+                <w:rFonts w:ascii="Aptos" w:hAnsi="Aptos"/>
                 <w:sz w:val="16"/>
                 <w:szCs w:val="16"/>
               </w:rPr>
@@ -3519,6 +3583,7 @@
             </w:r>
             <w:r>
               <w:rPr>
+                <w:rFonts w:ascii="Aptos" w:hAnsi="Aptos"/>
                 <w:sz w:val="16"/>
                 <w:szCs w:val="16"/>
               </w:rPr>
@@ -3528,13 +3593,15 @@
           <w:p>
             <w:pPr>
               <w:rPr>
-                <w:b/>
-                <w:sz w:val="16"/>
-                <w:szCs w:val="16"/>
-              </w:rPr>
-            </w:pPr>
-            <w:r>
-              <w:rPr>
+                <w:rFonts w:ascii="Aptos" w:hAnsi="Aptos"/>
+                <w:b/>
+                <w:sz w:val="16"/>
+                <w:szCs w:val="16"/>
+              </w:rPr>
+            </w:pPr>
+            <w:r>
+              <w:rPr>
+                <w:rFonts w:ascii="Aptos" w:hAnsi="Aptos"/>
                 <w:sz w:val="16"/>
                 <w:szCs w:val="16"/>
               </w:rPr>
@@ -3552,6 +3619,7 @@
             </w:r>
             <w:r>
               <w:rPr>
+                <w:rFonts w:ascii="Aptos" w:hAnsi="Aptos"/>
                 <w:sz w:val="16"/>
                 <w:szCs w:val="16"/>
               </w:rPr>
@@ -3559,12 +3627,14 @@
             </w:r>
             <w:r>
               <w:rPr>
-                <w:sz w:val="16"/>
-                <w:szCs w:val="16"/>
-              </w:rPr>
-            </w:r>
-            <w:r>
-              <w:rPr>
+                <w:rFonts w:ascii="Aptos" w:hAnsi="Aptos"/>
+                <w:sz w:val="16"/>
+                <w:szCs w:val="16"/>
+              </w:rPr>
+            </w:r>
+            <w:r>
+              <w:rPr>
+                <w:rFonts w:ascii="Aptos" w:hAnsi="Aptos"/>
                 <w:sz w:val="16"/>
                 <w:szCs w:val="16"/>
               </w:rPr>
@@ -3572,6 +3642,7 @@
             </w:r>
             <w:r>
               <w:rPr>
+                <w:rFonts w:ascii="Aptos" w:hAnsi="Aptos"/>
                 <w:sz w:val="16"/>
                 <w:szCs w:val="16"/>
               </w:rPr>
@@ -3579,6 +3650,7 @@
             </w:r>
             <w:r>
               <w:rPr>
+                <w:rFonts w:ascii="Aptos" w:hAnsi="Aptos"/>
                 <w:sz w:val="16"/>
                 <w:szCs w:val="16"/>
               </w:rPr>
@@ -3588,12 +3660,14 @@
           <w:p>
             <w:pPr>
               <w:rPr>
-                <w:sz w:val="16"/>
-                <w:szCs w:val="16"/>
-              </w:rPr>
-            </w:pPr>
-            <w:r>
-              <w:rPr>
+                <w:rFonts w:ascii="Aptos" w:hAnsi="Aptos"/>
+                <w:sz w:val="16"/>
+                <w:szCs w:val="16"/>
+              </w:rPr>
+            </w:pPr>
+            <w:r>
+              <w:rPr>
+                <w:rFonts w:ascii="Aptos" w:hAnsi="Aptos"/>
                 <w:sz w:val="16"/>
                 <w:szCs w:val="16"/>
               </w:rPr>
@@ -3611,6 +3685,7 @@
             </w:r>
             <w:r>
               <w:rPr>
+                <w:rFonts w:ascii="Aptos" w:hAnsi="Aptos"/>
                 <w:sz w:val="16"/>
                 <w:szCs w:val="16"/>
               </w:rPr>
@@ -3618,12 +3693,14 @@
             </w:r>
             <w:r>
               <w:rPr>
-                <w:sz w:val="16"/>
-                <w:szCs w:val="16"/>
-              </w:rPr>
-            </w:r>
-            <w:r>
-              <w:rPr>
+                <w:rFonts w:ascii="Aptos" w:hAnsi="Aptos"/>
+                <w:sz w:val="16"/>
+                <w:szCs w:val="16"/>
+              </w:rPr>
+            </w:r>
+            <w:r>
+              <w:rPr>
+                <w:rFonts w:ascii="Aptos" w:hAnsi="Aptos"/>
                 <w:sz w:val="16"/>
                 <w:szCs w:val="16"/>
               </w:rPr>
@@ -3631,6 +3708,7 @@
             </w:r>
             <w:r>
               <w:rPr>
+                <w:rFonts w:ascii="Aptos" w:hAnsi="Aptos"/>
                 <w:sz w:val="16"/>
                 <w:szCs w:val="16"/>
               </w:rPr>
@@ -3638,6 +3716,7 @@
             </w:r>
             <w:r>
               <w:rPr>
+                <w:rFonts w:ascii="Aptos" w:hAnsi="Aptos"/>
                 <w:sz w:val="16"/>
                 <w:szCs w:val="16"/>
               </w:rPr>
@@ -3647,12 +3726,14 @@
           <w:p>
             <w:pPr>
               <w:rPr>
-                <w:sz w:val="16"/>
-                <w:szCs w:val="16"/>
-              </w:rPr>
-            </w:pPr>
-            <w:r>
-              <w:rPr>
+                <w:rFonts w:ascii="Aptos" w:hAnsi="Aptos"/>
+                <w:sz w:val="16"/>
+                <w:szCs w:val="16"/>
+              </w:rPr>
+            </w:pPr>
+            <w:r>
+              <w:rPr>
+                <w:rFonts w:ascii="Aptos" w:hAnsi="Aptos"/>
                 <w:sz w:val="16"/>
                 <w:szCs w:val="16"/>
               </w:rPr>
@@ -3671,6 +3752,7 @@
             </w:r>
             <w:r>
               <w:rPr>
+                <w:rFonts w:ascii="Aptos" w:hAnsi="Aptos"/>
                 <w:sz w:val="16"/>
                 <w:szCs w:val="16"/>
               </w:rPr>
@@ -3678,12 +3760,14 @@
             </w:r>
             <w:r>
               <w:rPr>
-                <w:sz w:val="16"/>
-                <w:szCs w:val="16"/>
-              </w:rPr>
-            </w:r>
-            <w:r>
-              <w:rPr>
+                <w:rFonts w:ascii="Aptos" w:hAnsi="Aptos"/>
+                <w:sz w:val="16"/>
+                <w:szCs w:val="16"/>
+              </w:rPr>
+            </w:r>
+            <w:r>
+              <w:rPr>
+                <w:rFonts w:ascii="Aptos" w:hAnsi="Aptos"/>
                 <w:sz w:val="16"/>
                 <w:szCs w:val="16"/>
               </w:rPr>
@@ -3691,6 +3775,7 @@
             </w:r>
             <w:r>
               <w:rPr>
+                <w:rFonts w:ascii="Aptos" w:hAnsi="Aptos"/>
                 <w:sz w:val="16"/>
                 <w:szCs w:val="16"/>
               </w:rPr>
@@ -3698,6 +3783,7 @@
             </w:r>
             <w:r>
               <w:rPr>
+                <w:rFonts w:ascii="Aptos" w:hAnsi="Aptos"/>
                 <w:sz w:val="16"/>
                 <w:szCs w:val="16"/>
               </w:rPr>
@@ -3707,12 +3793,14 @@
           <w:p>
             <w:pPr>
               <w:rPr>
-                <w:sz w:val="16"/>
-                <w:szCs w:val="16"/>
-              </w:rPr>
-            </w:pPr>
-            <w:r>
-              <w:rPr>
+                <w:rFonts w:ascii="Aptos" w:hAnsi="Aptos"/>
+                <w:sz w:val="16"/>
+                <w:szCs w:val="16"/>
+              </w:rPr>
+            </w:pPr>
+            <w:r>
+              <w:rPr>
+                <w:rFonts w:ascii="Aptos" w:hAnsi="Aptos"/>
                 <w:sz w:val="16"/>
                 <w:szCs w:val="16"/>
               </w:rPr>
@@ -3730,6 +3818,7 @@
             </w:r>
             <w:r>
               <w:rPr>
+                <w:rFonts w:ascii="Aptos" w:hAnsi="Aptos"/>
                 <w:sz w:val="16"/>
                 <w:szCs w:val="16"/>
               </w:rPr>
@@ -3737,12 +3826,14 @@
             </w:r>
             <w:r>
               <w:rPr>
-                <w:sz w:val="16"/>
-                <w:szCs w:val="16"/>
-              </w:rPr>
-            </w:r>
-            <w:r>
-              <w:rPr>
+                <w:rFonts w:ascii="Aptos" w:hAnsi="Aptos"/>
+                <w:sz w:val="16"/>
+                <w:szCs w:val="16"/>
+              </w:rPr>
+            </w:r>
+            <w:r>
+              <w:rPr>
+                <w:rFonts w:ascii="Aptos" w:hAnsi="Aptos"/>
                 <w:sz w:val="16"/>
                 <w:szCs w:val="16"/>
               </w:rPr>
@@ -3750,6 +3841,7 @@
             </w:r>
             <w:r>
               <w:rPr>
+                <w:rFonts w:ascii="Aptos" w:hAnsi="Aptos"/>
                 <w:sz w:val="16"/>
                 <w:szCs w:val="16"/>
               </w:rPr>
@@ -3757,6 +3849,7 @@
             </w:r>
             <w:r>
               <w:rPr>
+                <w:rFonts w:ascii="Aptos" w:hAnsi="Aptos"/>
                 <w:sz w:val="16"/>
                 <w:szCs w:val="16"/>
               </w:rPr>
@@ -3766,12 +3859,14 @@
           <w:p>
             <w:pPr>
               <w:rPr>
-                <w:sz w:val="16"/>
-                <w:szCs w:val="16"/>
-              </w:rPr>
-            </w:pPr>
-            <w:r>
-              <w:rPr>
+                <w:rFonts w:ascii="Aptos" w:hAnsi="Aptos"/>
+                <w:sz w:val="16"/>
+                <w:szCs w:val="16"/>
+              </w:rPr>
+            </w:pPr>
+            <w:r>
+              <w:rPr>
+                <w:rFonts w:ascii="Aptos" w:hAnsi="Aptos"/>
                 <w:sz w:val="16"/>
                 <w:szCs w:val="16"/>
               </w:rPr>
@@ -3790,6 +3885,7 @@
             </w:r>
             <w:r>
               <w:rPr>
+                <w:rFonts w:ascii="Aptos" w:hAnsi="Aptos"/>
                 <w:sz w:val="16"/>
                 <w:szCs w:val="16"/>
               </w:rPr>
@@ -3797,12 +3893,14 @@
             </w:r>
             <w:r>
               <w:rPr>
-                <w:sz w:val="16"/>
-                <w:szCs w:val="16"/>
-              </w:rPr>
-            </w:r>
-            <w:r>
-              <w:rPr>
+                <w:rFonts w:ascii="Aptos" w:hAnsi="Aptos"/>
+                <w:sz w:val="16"/>
+                <w:szCs w:val="16"/>
+              </w:rPr>
+            </w:r>
+            <w:r>
+              <w:rPr>
+                <w:rFonts w:ascii="Aptos" w:hAnsi="Aptos"/>
                 <w:sz w:val="16"/>
                 <w:szCs w:val="16"/>
               </w:rPr>
@@ -3810,6 +3908,7 @@
             </w:r>
             <w:r>
               <w:rPr>
+                <w:rFonts w:ascii="Aptos" w:hAnsi="Aptos"/>
                 <w:sz w:val="16"/>
                 <w:szCs w:val="16"/>
               </w:rPr>
@@ -3817,6 +3916,7 @@
             </w:r>
             <w:r>
               <w:rPr>
+                <w:rFonts w:ascii="Aptos" w:hAnsi="Aptos"/>
                 <w:sz w:val="16"/>
                 <w:szCs w:val="16"/>
               </w:rPr>
@@ -3835,12 +3935,14 @@
           <w:p>
             <w:pPr>
               <w:rPr>
-                <w:sz w:val="16"/>
-                <w:szCs w:val="16"/>
-              </w:rPr>
-            </w:pPr>
-            <w:r>
-              <w:rPr>
+                <w:rFonts w:ascii="Aptos" w:hAnsi="Aptos"/>
+                <w:sz w:val="16"/>
+                <w:szCs w:val="16"/>
+              </w:rPr>
+            </w:pPr>
+            <w:r>
+              <w:rPr>
+                <w:rFonts w:ascii="Aptos" w:hAnsi="Aptos"/>
                 <w:sz w:val="16"/>
                 <w:szCs w:val="16"/>
               </w:rPr>
@@ -3858,6 +3960,7 @@
             </w:r>
             <w:r>
               <w:rPr>
+                <w:rFonts w:ascii="Aptos" w:hAnsi="Aptos"/>
                 <w:sz w:val="16"/>
                 <w:szCs w:val="16"/>
               </w:rPr>
@@ -3865,12 +3968,14 @@
             </w:r>
             <w:r>
               <w:rPr>
-                <w:sz w:val="16"/>
-                <w:szCs w:val="16"/>
-              </w:rPr>
-            </w:r>
-            <w:r>
-              <w:rPr>
+                <w:rFonts w:ascii="Aptos" w:hAnsi="Aptos"/>
+                <w:sz w:val="16"/>
+                <w:szCs w:val="16"/>
+              </w:rPr>
+            </w:r>
+            <w:r>
+              <w:rPr>
+                <w:rFonts w:ascii="Aptos" w:hAnsi="Aptos"/>
                 <w:sz w:val="16"/>
                 <w:szCs w:val="16"/>
               </w:rPr>
@@ -3878,6 +3983,7 @@
             </w:r>
             <w:r>
               <w:rPr>
+                <w:rFonts w:ascii="Aptos" w:hAnsi="Aptos"/>
                 <w:sz w:val="16"/>
                 <w:szCs w:val="16"/>
               </w:rPr>
@@ -3885,6 +3991,7 @@
             </w:r>
             <w:r>
               <w:rPr>
+                <w:rFonts w:ascii="Aptos" w:hAnsi="Aptos"/>
                 <w:sz w:val="16"/>
                 <w:szCs w:val="16"/>
               </w:rPr>
@@ -3894,12 +4001,14 @@
           <w:p>
             <w:pPr>
               <w:rPr>
-                <w:sz w:val="16"/>
-                <w:szCs w:val="16"/>
-              </w:rPr>
-            </w:pPr>
-            <w:r>
-              <w:rPr>
+                <w:rFonts w:ascii="Aptos" w:hAnsi="Aptos"/>
+                <w:sz w:val="16"/>
+                <w:szCs w:val="16"/>
+              </w:rPr>
+            </w:pPr>
+            <w:r>
+              <w:rPr>
+                <w:rFonts w:ascii="Aptos" w:hAnsi="Aptos"/>
                 <w:sz w:val="16"/>
                 <w:szCs w:val="16"/>
               </w:rPr>
@@ -3918,6 +4027,7 @@
             </w:r>
             <w:r>
               <w:rPr>
+                <w:rFonts w:ascii="Aptos" w:hAnsi="Aptos"/>
                 <w:sz w:val="16"/>
                 <w:szCs w:val="16"/>
               </w:rPr>
@@ -3925,12 +4035,14 @@
             </w:r>
             <w:r>
               <w:rPr>
-                <w:sz w:val="16"/>
-                <w:szCs w:val="16"/>
-              </w:rPr>
-            </w:r>
-            <w:r>
-              <w:rPr>
+                <w:rFonts w:ascii="Aptos" w:hAnsi="Aptos"/>
+                <w:sz w:val="16"/>
+                <w:szCs w:val="16"/>
+              </w:rPr>
+            </w:r>
+            <w:r>
+              <w:rPr>
+                <w:rFonts w:ascii="Aptos" w:hAnsi="Aptos"/>
                 <w:sz w:val="16"/>
                 <w:szCs w:val="16"/>
               </w:rPr>
@@ -3938,6 +4050,7 @@
             </w:r>
             <w:r>
               <w:rPr>
+                <w:rFonts w:ascii="Aptos" w:hAnsi="Aptos"/>
                 <w:sz w:val="16"/>
                 <w:szCs w:val="16"/>
               </w:rPr>
@@ -3945,6 +4058,7 @@
             </w:r>
             <w:r>
               <w:rPr>
+                <w:rFonts w:ascii="Aptos" w:hAnsi="Aptos"/>
                 <w:sz w:val="16"/>
                 <w:szCs w:val="16"/>
               </w:rPr>
@@ -3954,12 +4068,14 @@
           <w:p>
             <w:pPr>
               <w:rPr>
-                <w:sz w:val="16"/>
-                <w:szCs w:val="16"/>
-              </w:rPr>
-            </w:pPr>
-            <w:r>
-              <w:rPr>
+                <w:rFonts w:ascii="Aptos" w:hAnsi="Aptos"/>
+                <w:sz w:val="16"/>
+                <w:szCs w:val="16"/>
+              </w:rPr>
+            </w:pPr>
+            <w:r>
+              <w:rPr>
+                <w:rFonts w:ascii="Aptos" w:hAnsi="Aptos"/>
                 <w:sz w:val="16"/>
                 <w:szCs w:val="16"/>
               </w:rPr>
@@ -3977,6 +4093,7 @@
             </w:r>
             <w:r>
               <w:rPr>
+                <w:rFonts w:ascii="Aptos" w:hAnsi="Aptos"/>
                 <w:sz w:val="16"/>
                 <w:szCs w:val="16"/>
               </w:rPr>
@@ -3984,12 +4101,14 @@
             </w:r>
             <w:r>
               <w:rPr>
-                <w:sz w:val="16"/>
-                <w:szCs w:val="16"/>
-              </w:rPr>
-            </w:r>
-            <w:r>
-              <w:rPr>
+                <w:rFonts w:ascii="Aptos" w:hAnsi="Aptos"/>
+                <w:sz w:val="16"/>
+                <w:szCs w:val="16"/>
+              </w:rPr>
+            </w:r>
+            <w:r>
+              <w:rPr>
+                <w:rFonts w:ascii="Aptos" w:hAnsi="Aptos"/>
                 <w:sz w:val="16"/>
                 <w:szCs w:val="16"/>
               </w:rPr>
@@ -3997,6 +4116,7 @@
             </w:r>
             <w:r>
               <w:rPr>
+                <w:rFonts w:ascii="Aptos" w:hAnsi="Aptos"/>
                 <w:sz w:val="16"/>
                 <w:szCs w:val="16"/>
               </w:rPr>
@@ -4004,6 +4124,7 @@
             </w:r>
             <w:r>
               <w:rPr>
+                <w:rFonts w:ascii="Aptos" w:hAnsi="Aptos"/>
                 <w:sz w:val="16"/>
                 <w:szCs w:val="16"/>
               </w:rPr>
@@ -4013,12 +4134,14 @@
           <w:p>
             <w:pPr>
               <w:rPr>
-                <w:sz w:val="16"/>
-                <w:szCs w:val="16"/>
-              </w:rPr>
-            </w:pPr>
-            <w:r>
-              <w:rPr>
+                <w:rFonts w:ascii="Aptos" w:hAnsi="Aptos"/>
+                <w:sz w:val="16"/>
+                <w:szCs w:val="16"/>
+              </w:rPr>
+            </w:pPr>
+            <w:r>
+              <w:rPr>
+                <w:rFonts w:ascii="Aptos" w:hAnsi="Aptos"/>
                 <w:sz w:val="16"/>
                 <w:szCs w:val="16"/>
               </w:rPr>
@@ -4036,6 +4159,7 @@
             </w:r>
             <w:r>
               <w:rPr>
+                <w:rFonts w:ascii="Aptos" w:hAnsi="Aptos"/>
                 <w:sz w:val="16"/>
                 <w:szCs w:val="16"/>
               </w:rPr>
@@ -4043,12 +4167,14 @@
             </w:r>
             <w:r>
               <w:rPr>
-                <w:sz w:val="16"/>
-                <w:szCs w:val="16"/>
-              </w:rPr>
-            </w:r>
-            <w:r>
-              <w:rPr>
+                <w:rFonts w:ascii="Aptos" w:hAnsi="Aptos"/>
+                <w:sz w:val="16"/>
+                <w:szCs w:val="16"/>
+              </w:rPr>
+            </w:r>
+            <w:r>
+              <w:rPr>
+                <w:rFonts w:ascii="Aptos" w:hAnsi="Aptos"/>
                 <w:sz w:val="16"/>
                 <w:szCs w:val="16"/>
               </w:rPr>
@@ -4056,6 +4182,7 @@
             </w:r>
             <w:r>
               <w:rPr>
+                <w:rFonts w:ascii="Aptos" w:hAnsi="Aptos"/>
                 <w:sz w:val="16"/>
                 <w:szCs w:val="16"/>
               </w:rPr>
@@ -4063,28 +4190,24 @@
             </w:r>
             <w:r>
               <w:rPr>
-                <w:sz w:val="16"/>
-                <w:szCs w:val="16"/>
-              </w:rPr>
-              <w:t xml:space="preserve"> </w:t>
-            </w:r>
-            <w:r>
-              <w:rPr>
-                <w:sz w:val="16"/>
-                <w:szCs w:val="16"/>
-              </w:rPr>
-              <w:t>Predisposizione di misure di emergenza ed allarme in caso di incidenti</w:t>
-            </w:r>
-          </w:p>
-          <w:p>
-            <w:pPr>
-              <w:rPr>
-                <w:sz w:val="16"/>
-                <w:szCs w:val="16"/>
-              </w:rPr>
-            </w:pPr>
-            <w:r>
-              <w:rPr>
+                <w:rFonts w:ascii="Aptos" w:hAnsi="Aptos"/>
+                <w:sz w:val="16"/>
+                <w:szCs w:val="16"/>
+              </w:rPr>
+              <w:t xml:space="preserve"> Predisposizione di misure di emergenza ed allarme in caso di incidenti</w:t>
+            </w:r>
+          </w:p>
+          <w:p>
+            <w:pPr>
+              <w:rPr>
+                <w:rFonts w:ascii="Aptos" w:hAnsi="Aptos"/>
+                <w:sz w:val="16"/>
+                <w:szCs w:val="16"/>
+              </w:rPr>
+            </w:pPr>
+            <w:r>
+              <w:rPr>
+                <w:rFonts w:ascii="Aptos" w:hAnsi="Aptos"/>
                 <w:sz w:val="16"/>
                 <w:szCs w:val="16"/>
               </w:rPr>
@@ -4103,6 +4226,7 @@
             </w:r>
             <w:r>
               <w:rPr>
+                <w:rFonts w:ascii="Aptos" w:hAnsi="Aptos"/>
                 <w:sz w:val="16"/>
                 <w:szCs w:val="16"/>
               </w:rPr>
@@ -4110,12 +4234,14 @@
             </w:r>
             <w:r>
               <w:rPr>
-                <w:sz w:val="16"/>
-                <w:szCs w:val="16"/>
-              </w:rPr>
-            </w:r>
-            <w:r>
-              <w:rPr>
+                <w:rFonts w:ascii="Aptos" w:hAnsi="Aptos"/>
+                <w:sz w:val="16"/>
+                <w:szCs w:val="16"/>
+              </w:rPr>
+            </w:r>
+            <w:r>
+              <w:rPr>
+                <w:rFonts w:ascii="Aptos" w:hAnsi="Aptos"/>
                 <w:sz w:val="16"/>
                 <w:szCs w:val="16"/>
               </w:rPr>
@@ -4123,6 +4249,7 @@
             </w:r>
             <w:r>
               <w:rPr>
+                <w:rFonts w:ascii="Aptos" w:hAnsi="Aptos"/>
                 <w:sz w:val="16"/>
                 <w:szCs w:val="16"/>
               </w:rPr>
@@ -4130,6 +4257,7 @@
             </w:r>
             <w:r>
               <w:rPr>
+                <w:rFonts w:ascii="Aptos" w:hAnsi="Aptos"/>
                 <w:sz w:val="16"/>
                 <w:szCs w:val="16"/>
               </w:rPr>
@@ -4156,6 +4284,7 @@
           <w:p>
             <w:pPr>
               <w:rPr>
+                <w:rFonts w:ascii="Aptos" w:hAnsi="Aptos"/>
                 <w:b/>
                 <w:sz w:val="10"/>
                 <w:szCs w:val="10"/>
@@ -4182,11 +4311,13 @@
           <w:p>
             <w:pPr>
               <w:rPr>
-                <w:b/>
-              </w:rPr>
-            </w:pPr>
-            <w:r>
-              <w:rPr>
+                <w:rFonts w:ascii="Aptos" w:hAnsi="Aptos"/>
+                <w:b/>
+              </w:rPr>
+            </w:pPr>
+            <w:r>
+              <w:rPr>
+                <w:rFonts w:ascii="Aptos" w:hAnsi="Aptos"/>
                 <w:b/>
               </w:rPr>
               <w:t>E</w:t>
@@ -4207,11 +4338,13 @@
           <w:p>
             <w:pPr>
               <w:rPr>
-                <w:b/>
-              </w:rPr>
-            </w:pPr>
-            <w:r>
-              <w:rPr>
+                <w:rFonts w:ascii="Aptos" w:hAnsi="Aptos"/>
+                <w:b/>
+              </w:rPr>
+            </w:pPr>
+            <w:r>
+              <w:rPr>
+                <w:rFonts w:ascii="Aptos" w:hAnsi="Aptos"/>
                 <w:b/>
               </w:rPr>
               <w:t>DISPOSITIVI DI PROTEZIONE INDIVIDUALE</w:t>
@@ -4238,6 +4371,7 @@
           <w:p>
             <w:pPr>
               <w:rPr>
+                <w:rFonts w:ascii="Aptos" w:hAnsi="Aptos"/>
                 <w:b/>
                 <w:sz w:val="10"/>
                 <w:szCs w:val="10"/>
@@ -4254,19 +4388,20 @@
           <w:tcPr>
             <w:tcW w:w="2402" w:type="dxa"/>
             <w:gridSpan w:val="6"/>
-            <w:shd w:val="clear" w:color="auto" w:fill="auto"/>
           </w:tcPr>
           <w:p>
             <w:pPr>
               <w:jc w:val="center"/>
               <w:rPr>
-                <w:b/>
-                <w:sz w:val="20"/>
-                <w:szCs w:val="20"/>
-              </w:rPr>
-            </w:pPr>
-            <w:r>
-              <w:rPr>
+                <w:rFonts w:ascii="Aptos" w:hAnsi="Aptos"/>
+                <w:b/>
+                <w:sz w:val="20"/>
+                <w:szCs w:val="20"/>
+              </w:rPr>
+            </w:pPr>
+            <w:r>
+              <w:rPr>
+                <w:rFonts w:ascii="Aptos" w:hAnsi="Aptos"/>
                 <w:b/>
                 <w:sz w:val="20"/>
                 <w:szCs w:val="20"/>
@@ -4279,19 +4414,20 @@
           <w:tcPr>
             <w:tcW w:w="2293" w:type="dxa"/>
             <w:gridSpan w:val="5"/>
-            <w:shd w:val="clear" w:color="auto" w:fill="auto"/>
           </w:tcPr>
           <w:p>
             <w:pPr>
               <w:jc w:val="center"/>
               <w:rPr>
-                <w:b/>
-                <w:sz w:val="20"/>
-                <w:szCs w:val="20"/>
-              </w:rPr>
-            </w:pPr>
-            <w:r>
-              <w:rPr>
+                <w:rFonts w:ascii="Aptos" w:hAnsi="Aptos"/>
+                <w:b/>
+                <w:sz w:val="20"/>
+                <w:szCs w:val="20"/>
+              </w:rPr>
+            </w:pPr>
+            <w:r>
+              <w:rPr>
+                <w:rFonts w:ascii="Aptos" w:hAnsi="Aptos"/>
                 <w:b/>
                 <w:sz w:val="20"/>
                 <w:szCs w:val="20"/>
@@ -4304,19 +4440,20 @@
           <w:tcPr>
             <w:tcW w:w="2817" w:type="dxa"/>
             <w:gridSpan w:val="9"/>
-            <w:shd w:val="clear" w:color="auto" w:fill="auto"/>
           </w:tcPr>
           <w:p>
             <w:pPr>
               <w:jc w:val="center"/>
               <w:rPr>
-                <w:b/>
-                <w:sz w:val="20"/>
-                <w:szCs w:val="20"/>
-              </w:rPr>
-            </w:pPr>
-            <w:r>
-              <w:rPr>
+                <w:rFonts w:ascii="Aptos" w:hAnsi="Aptos"/>
+                <w:b/>
+                <w:sz w:val="20"/>
+                <w:szCs w:val="20"/>
+              </w:rPr>
+            </w:pPr>
+            <w:r>
+              <w:rPr>
+                <w:rFonts w:ascii="Aptos" w:hAnsi="Aptos"/>
                 <w:b/>
                 <w:sz w:val="20"/>
                 <w:szCs w:val="20"/>
@@ -4329,19 +4466,20 @@
           <w:tcPr>
             <w:tcW w:w="2116" w:type="dxa"/>
             <w:gridSpan w:val="2"/>
-            <w:shd w:val="clear" w:color="auto" w:fill="auto"/>
           </w:tcPr>
           <w:p>
             <w:pPr>
               <w:jc w:val="center"/>
               <w:rPr>
-                <w:b/>
-                <w:sz w:val="20"/>
-                <w:szCs w:val="20"/>
-              </w:rPr>
-            </w:pPr>
-            <w:r>
-              <w:rPr>
+                <w:rFonts w:ascii="Aptos" w:hAnsi="Aptos"/>
+                <w:b/>
+                <w:sz w:val="20"/>
+                <w:szCs w:val="20"/>
+              </w:rPr>
+            </w:pPr>
+            <w:r>
+              <w:rPr>
+                <w:rFonts w:ascii="Aptos" w:hAnsi="Aptos"/>
                 <w:b/>
                 <w:sz w:val="20"/>
                 <w:szCs w:val="20"/>
@@ -4359,17 +4497,19 @@
           <w:tcPr>
             <w:tcW w:w="2402" w:type="dxa"/>
             <w:gridSpan w:val="6"/>
-            <w:shd w:val="clear" w:color="auto" w:fill="auto"/>
-          </w:tcPr>
-          <w:p>
-            <w:pPr>
-              <w:rPr>
-                <w:sz w:val="16"/>
-                <w:szCs w:val="16"/>
-              </w:rPr>
-            </w:pPr>
-            <w:r>
-              <w:rPr>
+          </w:tcPr>
+          <w:p>
+            <w:pPr>
+              <w:rPr>
+                <w:rFonts w:ascii="Aptos" w:hAnsi="Aptos"/>
+                <w:b/>
+                <w:sz w:val="16"/>
+                <w:szCs w:val="16"/>
+              </w:rPr>
+            </w:pPr>
+            <w:r>
+              <w:rPr>
+                <w:rFonts w:ascii="Aptos" w:hAnsi="Aptos"/>
                 <w:sz w:val="16"/>
                 <w:szCs w:val="16"/>
               </w:rPr>
@@ -4387,6 +4527,7 @@
             </w:r>
             <w:r>
               <w:rPr>
+                <w:rFonts w:ascii="Aptos" w:hAnsi="Aptos"/>
                 <w:sz w:val="16"/>
                 <w:szCs w:val="16"/>
               </w:rPr>
@@ -4394,12 +4535,22 @@
             </w:r>
             <w:r>
               <w:rPr>
-                <w:sz w:val="16"/>
-                <w:szCs w:val="16"/>
-              </w:rPr>
-            </w:r>
-            <w:r>
-              <w:rPr>
+                <w:rFonts w:ascii="Aptos" w:hAnsi="Aptos"/>
+                <w:sz w:val="16"/>
+                <w:szCs w:val="16"/>
+              </w:rPr>
+            </w:r>
+            <w:r>
+              <w:rPr>
+                <w:rFonts w:ascii="Aptos" w:hAnsi="Aptos"/>
+                <w:sz w:val="16"/>
+                <w:szCs w:val="16"/>
+              </w:rPr>
+              <w:fldChar w:fldCharType="separate"/>
+            </w:r>
+            <w:r>
+              <w:rPr>
+                <w:rFonts w:ascii="Aptos" w:hAnsi="Aptos"/>
                 <w:sz w:val="16"/>
                 <w:szCs w:val="16"/>
               </w:rPr>
@@ -4407,6 +4558,7 @@
             </w:r>
             <w:r>
               <w:rPr>
+                <w:rFonts w:ascii="Aptos" w:hAnsi="Aptos"/>
                 <w:sz w:val="16"/>
                 <w:szCs w:val="16"/>
               </w:rPr>
@@ -4414,30 +4566,38 @@
             </w:r>
             <w:r>
               <w:rPr>
-                <w:b/>
-                <w:sz w:val="16"/>
-                <w:szCs w:val="16"/>
-              </w:rPr>
-              <w:t>EN 166</w:t>
-            </w:r>
-            <w:r>
-              <w:rPr>
-                <w:sz w:val="16"/>
-                <w:szCs w:val="16"/>
-              </w:rPr>
-              <w:t xml:space="preserve"> </w:t>
-            </w:r>
-            <w:r>
-              <w:rPr>
-                <w:sz w:val="16"/>
-                <w:szCs w:val="16"/>
-              </w:rPr>
-              <w:t>Occhiali EN 166 con protezioni laterali</w:t>
-            </w:r>
-          </w:p>
-          <w:p>
-            <w:pPr>
-              <w:rPr>
+                <w:rFonts w:ascii="Aptos" w:hAnsi="Aptos"/>
+                <w:b/>
+                <w:sz w:val="16"/>
+                <w:szCs w:val="16"/>
+              </w:rPr>
+              <w:t xml:space="preserve">Occhiali: </w:t>
+            </w:r>
+            <w:r>
+              <w:rPr>
+                <w:rFonts w:ascii="Aptos" w:hAnsi="Aptos"/>
+                <w:b/>
+                <w:i/>
+                <w:iCs/>
+                <w:sz w:val="16"/>
+                <w:szCs w:val="16"/>
+              </w:rPr>
+              <w:t>UNI EN ISO 16321</w:t>
+            </w:r>
+          </w:p>
+          <w:p>
+            <w:pPr>
+              <w:rPr>
+                <w:rFonts w:ascii="Aptos" w:hAnsi="Aptos"/>
+                <w:sz w:val="16"/>
+                <w:szCs w:val="16"/>
+              </w:rPr>
+            </w:pPr>
+          </w:p>
+          <w:p>
+            <w:pPr>
+              <w:rPr>
+                <w:rFonts w:ascii="Aptos" w:hAnsi="Aptos"/>
                 <w:sz w:val="16"/>
                 <w:szCs w:val="16"/>
               </w:rPr>
@@ -4448,17 +4608,18 @@
           <w:tcPr>
             <w:tcW w:w="2293" w:type="dxa"/>
             <w:gridSpan w:val="5"/>
-            <w:shd w:val="clear" w:color="auto" w:fill="auto"/>
-          </w:tcPr>
-          <w:p>
-            <w:pPr>
-              <w:rPr>
-                <w:sz w:val="16"/>
-                <w:szCs w:val="16"/>
-              </w:rPr>
-            </w:pPr>
-            <w:r>
-              <w:rPr>
+          </w:tcPr>
+          <w:p>
+            <w:pPr>
+              <w:rPr>
+                <w:rFonts w:ascii="Aptos" w:hAnsi="Aptos"/>
+                <w:sz w:val="16"/>
+                <w:szCs w:val="16"/>
+              </w:rPr>
+            </w:pPr>
+            <w:r>
+              <w:rPr>
+                <w:rFonts w:ascii="Aptos" w:hAnsi="Aptos"/>
                 <w:sz w:val="16"/>
                 <w:szCs w:val="16"/>
               </w:rPr>
@@ -4477,6 +4638,7 @@
             </w:r>
             <w:r>
               <w:rPr>
+                <w:rFonts w:ascii="Aptos" w:hAnsi="Aptos"/>
                 <w:sz w:val="16"/>
                 <w:szCs w:val="16"/>
               </w:rPr>
@@ -4484,12 +4646,14 @@
             </w:r>
             <w:r>
               <w:rPr>
-                <w:sz w:val="16"/>
-                <w:szCs w:val="16"/>
-              </w:rPr>
-            </w:r>
-            <w:r>
-              <w:rPr>
+                <w:rFonts w:ascii="Aptos" w:hAnsi="Aptos"/>
+                <w:sz w:val="16"/>
+                <w:szCs w:val="16"/>
+              </w:rPr>
+            </w:r>
+            <w:r>
+              <w:rPr>
+                <w:rFonts w:ascii="Aptos" w:hAnsi="Aptos"/>
                 <w:sz w:val="16"/>
                 <w:szCs w:val="16"/>
               </w:rPr>
@@ -4497,6 +4661,7 @@
             </w:r>
             <w:r>
               <w:rPr>
+                <w:rFonts w:ascii="Aptos" w:hAnsi="Aptos"/>
                 <w:sz w:val="16"/>
                 <w:szCs w:val="16"/>
               </w:rPr>
@@ -4504,6 +4669,7 @@
             </w:r>
             <w:r>
               <w:rPr>
+                <w:rFonts w:ascii="Aptos" w:hAnsi="Aptos"/>
                 <w:sz w:val="16"/>
                 <w:szCs w:val="16"/>
               </w:rPr>
@@ -4511,6 +4677,7 @@
             </w:r>
             <w:r>
               <w:rPr>
+                <w:rFonts w:ascii="Aptos" w:hAnsi="Aptos"/>
                 <w:b/>
                 <w:sz w:val="16"/>
                 <w:szCs w:val="16"/>
@@ -4519,28 +4686,24 @@
             </w:r>
             <w:r>
               <w:rPr>
-                <w:sz w:val="16"/>
-                <w:szCs w:val="16"/>
-              </w:rPr>
-              <w:t xml:space="preserve"> </w:t>
-            </w:r>
-            <w:r>
-              <w:rPr>
-                <w:sz w:val="16"/>
-                <w:szCs w:val="16"/>
-              </w:rPr>
-              <w:t>Utilizzare guanti protettivi che garantiscano una protezione totale, es. in PVC, neoprene o</w:t>
-            </w:r>
-          </w:p>
-          <w:p>
-            <w:pPr>
-              <w:rPr>
-                <w:sz w:val="16"/>
-                <w:szCs w:val="16"/>
-              </w:rPr>
-            </w:pPr>
-            <w:r>
-              <w:rPr>
+                <w:rFonts w:ascii="Aptos" w:hAnsi="Aptos"/>
+                <w:sz w:val="16"/>
+                <w:szCs w:val="16"/>
+              </w:rPr>
+              <w:t xml:space="preserve"> Utilizzare guanti protettivi che garantiscano una protezione totale, es. in PVC, neoprene o</w:t>
+            </w:r>
+          </w:p>
+          <w:p>
+            <w:pPr>
+              <w:rPr>
+                <w:rFonts w:ascii="Aptos" w:hAnsi="Aptos"/>
+                <w:sz w:val="16"/>
+                <w:szCs w:val="16"/>
+              </w:rPr>
+            </w:pPr>
+            <w:r>
+              <w:rPr>
+                <w:rFonts w:ascii="Aptos" w:hAnsi="Aptos"/>
                 <w:sz w:val="16"/>
                 <w:szCs w:val="16"/>
               </w:rPr>
@@ -4550,6 +4713,7 @@
           <w:p>
             <w:pPr>
               <w:rPr>
+                <w:rFonts w:ascii="Aptos" w:hAnsi="Aptos"/>
                 <w:sz w:val="16"/>
                 <w:szCs w:val="16"/>
               </w:rPr>
@@ -4560,17 +4724,18 @@
           <w:tcPr>
             <w:tcW w:w="2817" w:type="dxa"/>
             <w:gridSpan w:val="9"/>
-            <w:shd w:val="clear" w:color="auto" w:fill="auto"/>
-          </w:tcPr>
-          <w:p>
-            <w:pPr>
-              <w:rPr>
-                <w:sz w:val="16"/>
-                <w:szCs w:val="16"/>
-              </w:rPr>
-            </w:pPr>
-            <w:r>
-              <w:rPr>
+          </w:tcPr>
+          <w:p>
+            <w:pPr>
+              <w:rPr>
+                <w:rFonts w:ascii="Aptos" w:hAnsi="Aptos"/>
+                <w:sz w:val="16"/>
+                <w:szCs w:val="16"/>
+              </w:rPr>
+            </w:pPr>
+            <w:r>
+              <w:rPr>
+                <w:rFonts w:ascii="Aptos" w:hAnsi="Aptos"/>
                 <w:sz w:val="16"/>
                 <w:szCs w:val="16"/>
               </w:rPr>
@@ -4588,6 +4753,7 @@
             </w:r>
             <w:r>
               <w:rPr>
+                <w:rFonts w:ascii="Aptos" w:hAnsi="Aptos"/>
                 <w:sz w:val="16"/>
                 <w:szCs w:val="16"/>
               </w:rPr>
@@ -4595,12 +4761,14 @@
             </w:r>
             <w:r>
               <w:rPr>
-                <w:sz w:val="16"/>
-                <w:szCs w:val="16"/>
-              </w:rPr>
-            </w:r>
-            <w:r>
-              <w:rPr>
+                <w:rFonts w:ascii="Aptos" w:hAnsi="Aptos"/>
+                <w:sz w:val="16"/>
+                <w:szCs w:val="16"/>
+              </w:rPr>
+            </w:r>
+            <w:r>
+              <w:rPr>
+                <w:rFonts w:ascii="Aptos" w:hAnsi="Aptos"/>
                 <w:sz w:val="16"/>
                 <w:szCs w:val="16"/>
               </w:rPr>
@@ -4608,6 +4776,7 @@
             </w:r>
             <w:r>
               <w:rPr>
+                <w:rFonts w:ascii="Aptos" w:hAnsi="Aptos"/>
                 <w:sz w:val="16"/>
                 <w:szCs w:val="16"/>
               </w:rPr>
@@ -4615,6 +4784,7 @@
             </w:r>
             <w:r>
               <w:rPr>
+                <w:rFonts w:ascii="Aptos" w:hAnsi="Aptos"/>
                 <w:sz w:val="16"/>
                 <w:szCs w:val="16"/>
               </w:rPr>
@@ -4624,12 +4794,14 @@
           <w:p>
             <w:pPr>
               <w:rPr>
-                <w:sz w:val="16"/>
-                <w:szCs w:val="16"/>
-              </w:rPr>
-            </w:pPr>
-            <w:r>
-              <w:rPr>
+                <w:rFonts w:ascii="Aptos" w:hAnsi="Aptos"/>
+                <w:sz w:val="16"/>
+                <w:szCs w:val="16"/>
+              </w:rPr>
+            </w:pPr>
+            <w:r>
+              <w:rPr>
+                <w:rFonts w:ascii="Aptos" w:hAnsi="Aptos"/>
                 <w:sz w:val="16"/>
                 <w:szCs w:val="16"/>
               </w:rPr>
@@ -4647,6 +4819,7 @@
             </w:r>
             <w:r>
               <w:rPr>
+                <w:rFonts w:ascii="Aptos" w:hAnsi="Aptos"/>
                 <w:sz w:val="16"/>
                 <w:szCs w:val="16"/>
               </w:rPr>
@@ -4654,12 +4827,14 @@
             </w:r>
             <w:r>
               <w:rPr>
-                <w:sz w:val="16"/>
-                <w:szCs w:val="16"/>
-              </w:rPr>
-            </w:r>
-            <w:r>
-              <w:rPr>
+                <w:rFonts w:ascii="Aptos" w:hAnsi="Aptos"/>
+                <w:sz w:val="16"/>
+                <w:szCs w:val="16"/>
+              </w:rPr>
+            </w:r>
+            <w:r>
+              <w:rPr>
+                <w:rFonts w:ascii="Aptos" w:hAnsi="Aptos"/>
                 <w:sz w:val="16"/>
                 <w:szCs w:val="16"/>
               </w:rPr>
@@ -4667,6 +4842,7 @@
             </w:r>
             <w:r>
               <w:rPr>
+                <w:rFonts w:ascii="Aptos" w:hAnsi="Aptos"/>
                 <w:sz w:val="16"/>
                 <w:szCs w:val="16"/>
               </w:rPr>
@@ -4674,21 +4850,24 @@
             </w:r>
             <w:r>
               <w:rPr>
-                <w:sz w:val="16"/>
-                <w:szCs w:val="16"/>
-              </w:rPr>
-              <w:t xml:space="preserve"> Maschera nebbie acquose EN 149 S</w:t>
-            </w:r>
-          </w:p>
-          <w:p>
-            <w:pPr>
-              <w:rPr>
-                <w:sz w:val="16"/>
-                <w:szCs w:val="16"/>
-              </w:rPr>
-            </w:pPr>
-            <w:r>
-              <w:rPr>
+                <w:rFonts w:ascii="Aptos" w:hAnsi="Aptos"/>
+                <w:sz w:val="16"/>
+                <w:szCs w:val="16"/>
+              </w:rPr>
+              <w:t xml:space="preserve"> Maschera nebbie acquose EN 149 </w:t>
+            </w:r>
+          </w:p>
+          <w:p>
+            <w:pPr>
+              <w:rPr>
+                <w:rFonts w:ascii="Aptos" w:hAnsi="Aptos"/>
+                <w:sz w:val="16"/>
+                <w:szCs w:val="16"/>
+              </w:rPr>
+            </w:pPr>
+            <w:r>
+              <w:rPr>
+                <w:rFonts w:ascii="Aptos" w:hAnsi="Aptos"/>
                 <w:sz w:val="16"/>
                 <w:szCs w:val="16"/>
               </w:rPr>
@@ -4706,6 +4885,7 @@
             </w:r>
             <w:r>
               <w:rPr>
+                <w:rFonts w:ascii="Aptos" w:hAnsi="Aptos"/>
                 <w:sz w:val="16"/>
                 <w:szCs w:val="16"/>
               </w:rPr>
@@ -4713,12 +4893,14 @@
             </w:r>
             <w:r>
               <w:rPr>
-                <w:sz w:val="16"/>
-                <w:szCs w:val="16"/>
-              </w:rPr>
-            </w:r>
-            <w:r>
-              <w:rPr>
+                <w:rFonts w:ascii="Aptos" w:hAnsi="Aptos"/>
+                <w:sz w:val="16"/>
+                <w:szCs w:val="16"/>
+              </w:rPr>
+            </w:r>
+            <w:r>
+              <w:rPr>
+                <w:rFonts w:ascii="Aptos" w:hAnsi="Aptos"/>
                 <w:sz w:val="16"/>
                 <w:szCs w:val="16"/>
               </w:rPr>
@@ -4726,6 +4908,7 @@
             </w:r>
             <w:r>
               <w:rPr>
+                <w:rFonts w:ascii="Aptos" w:hAnsi="Aptos"/>
                 <w:sz w:val="16"/>
                 <w:szCs w:val="16"/>
               </w:rPr>
@@ -4733,21 +4916,15 @@
             </w:r>
             <w:r>
               <w:rPr>
-                <w:sz w:val="16"/>
-                <w:szCs w:val="16"/>
-              </w:rPr>
-              <w:t xml:space="preserve"> Maschera nebbie oleose EN 149 SL</w:t>
-            </w:r>
-          </w:p>
-          <w:p>
-            <w:pPr>
-              <w:rPr>
-                <w:sz w:val="16"/>
-                <w:szCs w:val="16"/>
-              </w:rPr>
-            </w:pPr>
-            <w:r>
-              <w:rPr>
+                <w:rFonts w:ascii="Aptos" w:hAnsi="Aptos"/>
+                <w:sz w:val="16"/>
+                <w:szCs w:val="16"/>
+              </w:rPr>
+              <w:t xml:space="preserve"> Maschera nebbie oleose EN 149 </w:t>
+            </w:r>
+            <w:r>
+              <w:rPr>
+                <w:rFonts w:ascii="Aptos" w:hAnsi="Aptos"/>
                 <w:sz w:val="16"/>
                 <w:szCs w:val="16"/>
               </w:rPr>
@@ -4765,6 +4942,7 @@
             </w:r>
             <w:r>
               <w:rPr>
+                <w:rFonts w:ascii="Aptos" w:hAnsi="Aptos"/>
                 <w:sz w:val="16"/>
                 <w:szCs w:val="16"/>
               </w:rPr>
@@ -4772,12 +4950,14 @@
             </w:r>
             <w:r>
               <w:rPr>
-                <w:sz w:val="16"/>
-                <w:szCs w:val="16"/>
-              </w:rPr>
-            </w:r>
-            <w:r>
-              <w:rPr>
+                <w:rFonts w:ascii="Aptos" w:hAnsi="Aptos"/>
+                <w:sz w:val="16"/>
+                <w:szCs w:val="16"/>
+              </w:rPr>
+            </w:r>
+            <w:r>
+              <w:rPr>
+                <w:rFonts w:ascii="Aptos" w:hAnsi="Aptos"/>
                 <w:sz w:val="16"/>
                 <w:szCs w:val="16"/>
               </w:rPr>
@@ -4785,6 +4965,7 @@
             </w:r>
             <w:r>
               <w:rPr>
+                <w:rFonts w:ascii="Aptos" w:hAnsi="Aptos"/>
                 <w:sz w:val="16"/>
                 <w:szCs w:val="16"/>
               </w:rPr>
@@ -4792,65 +4973,7 @@
             </w:r>
             <w:r>
               <w:rPr>
-                <w:sz w:val="16"/>
-                <w:szCs w:val="16"/>
-              </w:rPr>
-              <w:t xml:space="preserve"> Maschera antigas EN 141</w:t>
-            </w:r>
-          </w:p>
-          <w:p>
-            <w:pPr>
-              <w:rPr>
-                <w:sz w:val="16"/>
-                <w:szCs w:val="16"/>
-              </w:rPr>
-            </w:pPr>
-            <w:r>
-              <w:rPr>
-                <w:sz w:val="16"/>
-                <w:szCs w:val="16"/>
-              </w:rPr>
-              <w:fldChar w:fldCharType="begin">
-                <w:ffData>
-                  <w:name w:val=""/>
-                  <w:enabled/>
-                  <w:calcOnExit w:val="0"/>
-                  <w:checkBox>
-                    <w:sizeAuto/>
-                    <w:default w:val="0"/>
-                  </w:checkBox>
-                </w:ffData>
-              </w:fldChar>
-            </w:r>
-            <w:r>
-              <w:rPr>
-                <w:sz w:val="16"/>
-                <w:szCs w:val="16"/>
-              </w:rPr>
-              <w:instrText xml:space="preserve"> FORMCHECKBOX </w:instrText>
-            </w:r>
-            <w:r>
-              <w:rPr>
-                <w:sz w:val="16"/>
-                <w:szCs w:val="16"/>
-              </w:rPr>
-            </w:r>
-            <w:r>
-              <w:rPr>
-                <w:sz w:val="16"/>
-                <w:szCs w:val="16"/>
-              </w:rPr>
-              <w:fldChar w:fldCharType="separate"/>
-            </w:r>
-            <w:r>
-              <w:rPr>
-                <w:sz w:val="16"/>
-                <w:szCs w:val="16"/>
-              </w:rPr>
-              <w:fldChar w:fldCharType="end"/>
-            </w:r>
-            <w:r>
-              <w:rPr>
+                <w:rFonts w:ascii="Aptos" w:hAnsi="Aptos"/>
                 <w:sz w:val="16"/>
                 <w:szCs w:val="16"/>
               </w:rPr>
@@ -4858,6 +4981,7 @@
             </w:r>
             <w:r>
               <w:rPr>
+                <w:rFonts w:ascii="Aptos" w:hAnsi="Aptos"/>
                 <w:sz w:val="16"/>
                 <w:szCs w:val="16"/>
               </w:rPr>
@@ -4872,6 +4996,7 @@
             </w:r>
             <w:r>
               <w:rPr>
+                <w:rFonts w:ascii="Aptos" w:hAnsi="Aptos"/>
                 <w:sz w:val="16"/>
                 <w:szCs w:val="16"/>
               </w:rPr>
@@ -4879,12 +5004,14 @@
             </w:r>
             <w:r>
               <w:rPr>
-                <w:sz w:val="16"/>
-                <w:szCs w:val="16"/>
-              </w:rPr>
-            </w:r>
-            <w:r>
-              <w:rPr>
+                <w:rFonts w:ascii="Aptos" w:hAnsi="Aptos"/>
+                <w:sz w:val="16"/>
+                <w:szCs w:val="16"/>
+              </w:rPr>
+            </w:r>
+            <w:r>
+              <w:rPr>
+                <w:rFonts w:ascii="Aptos" w:hAnsi="Aptos"/>
                 <w:sz w:val="16"/>
                 <w:szCs w:val="16"/>
               </w:rPr>
@@ -4892,6 +5019,7 @@
             </w:r>
             <w:r>
               <w:rPr>
+                <w:rFonts w:ascii="Aptos" w:hAnsi="Aptos"/>
                 <w:noProof/>
                 <w:sz w:val="16"/>
                 <w:szCs w:val="16"/>
@@ -4900,6 +5028,7 @@
             </w:r>
             <w:r>
               <w:rPr>
+                <w:rFonts w:ascii="Aptos" w:hAnsi="Aptos"/>
                 <w:noProof/>
                 <w:sz w:val="16"/>
                 <w:szCs w:val="16"/>
@@ -4908,6 +5037,7 @@
             </w:r>
             <w:r>
               <w:rPr>
+                <w:rFonts w:ascii="Aptos" w:hAnsi="Aptos"/>
                 <w:noProof/>
                 <w:sz w:val="16"/>
                 <w:szCs w:val="16"/>
@@ -4916,6 +5046,7 @@
             </w:r>
             <w:r>
               <w:rPr>
+                <w:rFonts w:ascii="Aptos" w:hAnsi="Aptos"/>
                 <w:noProof/>
                 <w:sz w:val="16"/>
                 <w:szCs w:val="16"/>
@@ -4924,6 +5055,7 @@
             </w:r>
             <w:r>
               <w:rPr>
+                <w:rFonts w:ascii="Aptos" w:hAnsi="Aptos"/>
                 <w:noProof/>
                 <w:sz w:val="16"/>
                 <w:szCs w:val="16"/>
@@ -4932,6 +5064,7 @@
             </w:r>
             <w:r>
               <w:rPr>
+                <w:rFonts w:ascii="Aptos" w:hAnsi="Aptos"/>
                 <w:sz w:val="16"/>
                 <w:szCs w:val="16"/>
               </w:rPr>
@@ -4943,120 +5076,15 @@
           <w:tcPr>
             <w:tcW w:w="2116" w:type="dxa"/>
             <w:gridSpan w:val="2"/>
-            <w:shd w:val="clear" w:color="auto" w:fill="auto"/>
-          </w:tcPr>
-          <w:p>
-            <w:pPr>
-              <w:rPr>
-                <w:sz w:val="16"/>
-                <w:szCs w:val="16"/>
-              </w:rPr>
-            </w:pPr>
-            <w:r>
-              <w:rPr>
-                <w:sz w:val="16"/>
-                <w:szCs w:val="16"/>
-              </w:rPr>
-              <w:fldChar w:fldCharType="begin">
-                <w:ffData>
-                  <w:name w:val=""/>
-                  <w:enabled/>
-                  <w:calcOnExit w:val="0"/>
-                  <w:checkBox>
-                    <w:sizeAuto/>
-                    <w:default w:val="0"/>
-                  </w:checkBox>
-                </w:ffData>
-              </w:fldChar>
-            </w:r>
-            <w:r>
-              <w:rPr>
-                <w:sz w:val="16"/>
-                <w:szCs w:val="16"/>
-              </w:rPr>
-              <w:instrText xml:space="preserve"> FORMCHECKBOX </w:instrText>
-            </w:r>
-            <w:r>
-              <w:rPr>
-                <w:sz w:val="16"/>
-                <w:szCs w:val="16"/>
-              </w:rPr>
-            </w:r>
-            <w:r>
-              <w:rPr>
-                <w:sz w:val="16"/>
-                <w:szCs w:val="16"/>
-              </w:rPr>
-              <w:fldChar w:fldCharType="separate"/>
-            </w:r>
-            <w:r>
-              <w:rPr>
-                <w:sz w:val="16"/>
-                <w:szCs w:val="16"/>
-              </w:rPr>
-              <w:fldChar w:fldCharType="end"/>
-            </w:r>
-            <w:r>
-              <w:rPr>
-                <w:sz w:val="16"/>
-                <w:szCs w:val="16"/>
-              </w:rPr>
-              <w:t xml:space="preserve"> </w:t>
-            </w:r>
-            <w:r>
-              <w:rPr>
-                <w:b/>
-                <w:sz w:val="16"/>
-                <w:szCs w:val="16"/>
-              </w:rPr>
-              <w:t>Indumenti</w:t>
-            </w:r>
-            <w:r>
-              <w:rPr>
-                <w:b/>
-                <w:sz w:val="16"/>
-                <w:szCs w:val="16"/>
-              </w:rPr>
-              <w:t xml:space="preserve"> EN </w:t>
-            </w:r>
-            <w:r>
-              <w:rPr>
-                <w:b/>
-                <w:sz w:val="16"/>
-                <w:szCs w:val="16"/>
-              </w:rPr>
-              <w:t xml:space="preserve">14325 </w:t>
-            </w:r>
-            <w:r>
-              <w:rPr>
-                <w:sz w:val="16"/>
-                <w:szCs w:val="16"/>
-              </w:rPr>
-              <w:t>Indossare indumenti che garantiscano una protezione totale per la pelle, es. in cotone, gomma,</w:t>
-            </w:r>
-            <w:r>
-              <w:rPr>
-                <w:sz w:val="16"/>
-                <w:szCs w:val="16"/>
-              </w:rPr>
-              <w:t xml:space="preserve"> </w:t>
-            </w:r>
-            <w:r>
-              <w:rPr>
-                <w:sz w:val="16"/>
-                <w:szCs w:val="16"/>
-              </w:rPr>
-              <w:t xml:space="preserve">PVC o </w:t>
-            </w:r>
-            <w:proofErr w:type="spellStart"/>
-            <w:r>
-              <w:rPr>
-                <w:sz w:val="16"/>
-                <w:szCs w:val="16"/>
-              </w:rPr>
-              <w:t>viton</w:t>
-            </w:r>
-            <w:proofErr w:type="spellEnd"/>
+          </w:tcPr>
+          <w:p>
+            <w:pPr>
+              <w:rPr>
+                <w:rFonts w:ascii="Aptos" w:hAnsi="Aptos"/>
+                <w:sz w:val="16"/>
+                <w:szCs w:val="16"/>
+              </w:rPr>
+            </w:pPr>
           </w:p>
         </w:tc>
       </w:tr>
@@ -5073,7 +5101,7 @@
 </file>
 
 <file path=word/styles.xml><?xml version="1.0" encoding="utf-8"?>
-<w:styles xmlns:mc="http://schemas.openxmlformats.org/markup-compatibility/2006" xmlns:r="http://schemas.openxmlformats.org/officeDocument/2006/relationships" xmlns:w="http://schemas.openxmlformats.org/wordprocessingml/2006/main" xmlns:w14="http://schemas.microsoft.com/office/word/2010/wordml" xmlns:w15="http://schemas.microsoft.com/office/word/2012/wordml" xmlns:w16cex="http://schemas.microsoft.com/office/word/2018/wordml/cex" xmlns:w16cid="http://schemas.microsoft.com/office/word/2016/wordml/cid" xmlns:w16="http://schemas.microsoft.com/office/word/2018/wordml" xmlns:w16sdtdh="http://schemas.microsoft.com/office/word/2020/wordml/sdtdatahash" xmlns:w16se="http://schemas.microsoft.com/office/word/2015/wordml/symex" mc:Ignorable="w14 w15 w16se w16cid w16 w16cex w16sdtdh">
+<w:styles xmlns:mc="http://schemas.openxmlformats.org/markup-compatibility/2006" xmlns:r="http://schemas.openxmlformats.org/officeDocument/2006/relationships" xmlns:w="http://schemas.openxmlformats.org/wordprocessingml/2006/main" xmlns:w14="http://schemas.microsoft.com/office/word/2010/wordml" xmlns:w15="http://schemas.microsoft.com/office/word/2012/wordml" xmlns:w16cex="http://schemas.microsoft.com/office/word/2018/wordml/cex" xmlns:w16cid="http://schemas.microsoft.com/office/word/2016/wordml/cid" xmlns:w16="http://schemas.microsoft.com/office/word/2018/wordml" xmlns:w16du="http://schemas.microsoft.com/office/word/2023/wordml/word16du" xmlns:w16sdtdh="http://schemas.microsoft.com/office/word/2020/wordml/sdtdatahash" xmlns:w16sdtfl="http://schemas.microsoft.com/office/word/2024/wordml/sdtformatlock" xmlns:w16se="http://schemas.microsoft.com/office/word/2015/wordml/symex" mc:Ignorable="w14 w15 w16se w16cid w16 w16cex w16sdtdh w16sdtfl w16du">
   <w:docDefaults>
     <w:rPrDefault>
       <w:rPr>
@@ -5676,7 +5704,6 @@
   <w:style w:type="character" w:default="1" w:styleId="Carpredefinitoparagrafo">
     <w:name w:val="Default Paragraph Font"/>
     <w:uiPriority w:val="1"/>
-    <w:semiHidden/>
     <w:unhideWhenUsed/>
   </w:style>
   <w:style w:type="table" w:default="1" w:styleId="Tabellanormale">
@@ -5991,6 +6018,14 @@
       <w:spacing w:val="5"/>
     </w:rPr>
   </w:style>
+  <w:style w:type="paragraph" w:styleId="NormaleWeb">
+    <w:name w:val="Normal (Web)"/>
+    <w:basedOn w:val="Normale"/>
+    <w:uiPriority w:val="99"/>
+    <w:semiHidden/>
+    <w:unhideWhenUsed/>
+    <w:rsid w:val="00DB644F"/>
+  </w:style>
 </w:styles>
 </file>
 
